--- a/fuentes/633400_CF09_CFA.docx
+++ b/fuentes/633400_CF09_CFA.docx
@@ -577,7 +577,7 @@
           <w:r>
             <w:fldChar w:fldCharType="separate"/>
           </w:r>
-          <w:hyperlink w:anchor="_Toc240557437" w:history="1">
+          <w:hyperlink w:anchor="_Toc241507314" w:history="1">
             <w:r>
               <w:rPr>
                 <w:rStyle w:val="Hipervnculo"/>
@@ -604,7 +604,7 @@
                 <w:noProof/>
                 <w:webHidden/>
               </w:rPr>
-              <w:instrText xml:space="preserve"> PAGEREF _Toc240557437 \h </w:instrText>
+              <w:instrText xml:space="preserve"> PAGEREF _Toc241507314 \h </w:instrText>
             </w:r>
             <w:r>
               <w:rPr>
@@ -649,7 +649,7 @@
               <w:lang w:eastAsia="es-CO"/>
             </w:rPr>
           </w:pPr>
-          <w:hyperlink w:anchor="_Toc240557438" w:history="1">
+          <w:hyperlink w:anchor="_Toc241507315" w:history="1">
             <w:r>
               <w:rPr>
                 <w:rStyle w:val="Hipervnculo"/>
@@ -692,7 +692,7 @@
                 <w:noProof/>
                 <w:webHidden/>
               </w:rPr>
-              <w:instrText xml:space="preserve"> PAGEREF _Toc240557438 \h </w:instrText>
+              <w:instrText xml:space="preserve"> PAGEREF _Toc241507315 \h </w:instrText>
             </w:r>
             <w:r>
               <w:rPr>
@@ -737,7 +737,7 @@
               <w:lang w:eastAsia="es-CO"/>
             </w:rPr>
           </w:pPr>
-          <w:hyperlink w:anchor="_Toc240557439" w:history="1">
+          <w:hyperlink w:anchor="_Toc241507316" w:history="1">
             <w:r>
               <w:rPr>
                 <w:rStyle w:val="Hipervnculo"/>
@@ -780,7 +780,7 @@
                 <w:noProof/>
                 <w:webHidden/>
               </w:rPr>
-              <w:instrText xml:space="preserve"> PAGEREF _Toc240557439 \h </w:instrText>
+              <w:instrText xml:space="preserve"> PAGEREF _Toc241507316 \h </w:instrText>
             </w:r>
             <w:r>
               <w:rPr>
@@ -825,7 +825,7 @@
               <w:lang w:eastAsia="es-CO"/>
             </w:rPr>
           </w:pPr>
-          <w:hyperlink w:anchor="_Toc240557440" w:history="1">
+          <w:hyperlink w:anchor="_Toc241507317" w:history="1">
             <w:r>
               <w:rPr>
                 <w:rStyle w:val="Hipervnculo"/>
@@ -868,7 +868,7 @@
                 <w:noProof/>
                 <w:webHidden/>
               </w:rPr>
-              <w:instrText xml:space="preserve"> PAGEREF _Toc240557440 \h </w:instrText>
+              <w:instrText xml:space="preserve"> PAGEREF _Toc241507317 \h </w:instrText>
             </w:r>
             <w:r>
               <w:rPr>
@@ -913,7 +913,7 @@
               <w:lang w:eastAsia="es-CO"/>
             </w:rPr>
           </w:pPr>
-          <w:hyperlink w:anchor="_Toc240557441" w:history="1">
+          <w:hyperlink w:anchor="_Toc241507318" w:history="1">
             <w:r>
               <w:rPr>
                 <w:rStyle w:val="Hipervnculo"/>
@@ -956,7 +956,7 @@
                 <w:noProof/>
                 <w:webHidden/>
               </w:rPr>
-              <w:instrText xml:space="preserve"> PAGEREF _Toc240557441 \h </w:instrText>
+              <w:instrText xml:space="preserve"> PAGEREF _Toc241507318 \h </w:instrText>
             </w:r>
             <w:r>
               <w:rPr>
@@ -1001,7 +1001,7 @@
               <w:lang w:eastAsia="es-CO"/>
             </w:rPr>
           </w:pPr>
-          <w:hyperlink w:anchor="_Toc240557442" w:history="1">
+          <w:hyperlink w:anchor="_Toc241507319" w:history="1">
             <w:r>
               <w:rPr>
                 <w:rStyle w:val="Hipervnculo"/>
@@ -1044,7 +1044,7 @@
                 <w:noProof/>
                 <w:webHidden/>
               </w:rPr>
-              <w:instrText xml:space="preserve"> PAGEREF _Toc240557442 \h </w:instrText>
+              <w:instrText xml:space="preserve"> PAGEREF _Toc241507319 \h </w:instrText>
             </w:r>
             <w:r>
               <w:rPr>
@@ -1089,7 +1089,7 @@
               <w:lang w:eastAsia="es-CO"/>
             </w:rPr>
           </w:pPr>
-          <w:hyperlink w:anchor="_Toc240557443" w:history="1">
+          <w:hyperlink w:anchor="_Toc241507320" w:history="1">
             <w:r>
               <w:rPr>
                 <w:rStyle w:val="Hipervnculo"/>
@@ -1132,7 +1132,7 @@
                 <w:noProof/>
                 <w:webHidden/>
               </w:rPr>
-              <w:instrText xml:space="preserve"> PAGEREF _Toc240557443 \h </w:instrText>
+              <w:instrText xml:space="preserve"> PAGEREF _Toc241507320 \h </w:instrText>
             </w:r>
             <w:r>
               <w:rPr>
@@ -1177,7 +1177,7 @@
               <w:lang w:eastAsia="es-CO"/>
             </w:rPr>
           </w:pPr>
-          <w:hyperlink w:anchor="_Toc240557444" w:history="1">
+          <w:hyperlink w:anchor="_Toc241507321" w:history="1">
             <w:r>
               <w:rPr>
                 <w:rStyle w:val="Hipervnculo"/>
@@ -1220,7 +1220,7 @@
                 <w:noProof/>
                 <w:webHidden/>
               </w:rPr>
-              <w:instrText xml:space="preserve"> PAGEREF _Toc240557444 \h </w:instrText>
+              <w:instrText xml:space="preserve"> PAGEREF _Toc241507321 \h </w:instrText>
             </w:r>
             <w:r>
               <w:rPr>
@@ -1265,7 +1265,7 @@
               <w:lang w:eastAsia="es-CO"/>
             </w:rPr>
           </w:pPr>
-          <w:hyperlink w:anchor="_Toc240557445" w:history="1">
+          <w:hyperlink w:anchor="_Toc241507322" w:history="1">
             <w:r>
               <w:rPr>
                 <w:rStyle w:val="Hipervnculo"/>
@@ -1309,7 +1309,7 @@
                 <w:noProof/>
                 <w:webHidden/>
               </w:rPr>
-              <w:instrText xml:space="preserve"> PAGEREF _Toc240557445 \h </w:instrText>
+              <w:instrText xml:space="preserve"> PAGEREF _Toc241507322 \h </w:instrText>
             </w:r>
             <w:r>
               <w:rPr>
@@ -1354,7 +1354,7 @@
               <w:lang w:eastAsia="es-CO"/>
             </w:rPr>
           </w:pPr>
-          <w:hyperlink w:anchor="_Toc240557446" w:history="1">
+          <w:hyperlink w:anchor="_Toc241507323" w:history="1">
             <w:r>
               <w:rPr>
                 <w:rStyle w:val="Hipervnculo"/>
@@ -1397,7 +1397,7 @@
                 <w:noProof/>
                 <w:webHidden/>
               </w:rPr>
-              <w:instrText xml:space="preserve"> PAGEREF _Toc240557446 \h </w:instrText>
+              <w:instrText xml:space="preserve"> PAGEREF _Toc241507323 \h </w:instrText>
             </w:r>
             <w:r>
               <w:rPr>
@@ -1442,7 +1442,7 @@
               <w:lang w:eastAsia="es-CO"/>
             </w:rPr>
           </w:pPr>
-          <w:hyperlink w:anchor="_Toc240557447" w:history="1">
+          <w:hyperlink w:anchor="_Toc241507324" w:history="1">
             <w:r>
               <w:rPr>
                 <w:rStyle w:val="Hipervnculo"/>
@@ -1485,7 +1485,7 @@
                 <w:noProof/>
                 <w:webHidden/>
               </w:rPr>
-              <w:instrText xml:space="preserve"> PAGEREF _Toc240557447 \h </w:instrText>
+              <w:instrText xml:space="preserve"> PAGEREF _Toc241507324 \h </w:instrText>
             </w:r>
             <w:r>
               <w:rPr>
@@ -1530,7 +1530,7 @@
               <w:lang w:eastAsia="es-CO"/>
             </w:rPr>
           </w:pPr>
-          <w:hyperlink w:anchor="_Toc240557448" w:history="1">
+          <w:hyperlink w:anchor="_Toc241507325" w:history="1">
             <w:r>
               <w:rPr>
                 <w:rStyle w:val="Hipervnculo"/>
@@ -1573,7 +1573,7 @@
                 <w:noProof/>
                 <w:webHidden/>
               </w:rPr>
-              <w:instrText xml:space="preserve"> PAGEREF _Toc240557448 \h </w:instrText>
+              <w:instrText xml:space="preserve"> PAGEREF _Toc241507325 \h </w:instrText>
             </w:r>
             <w:r>
               <w:rPr>
@@ -1618,7 +1618,7 @@
               <w:lang w:eastAsia="es-CO"/>
             </w:rPr>
           </w:pPr>
-          <w:hyperlink w:anchor="_Toc240557449" w:history="1">
+          <w:hyperlink w:anchor="_Toc241507326" w:history="1">
             <w:r>
               <w:rPr>
                 <w:rStyle w:val="Hipervnculo"/>
@@ -1661,7 +1661,7 @@
                 <w:noProof/>
                 <w:webHidden/>
               </w:rPr>
-              <w:instrText xml:space="preserve"> PAGEREF _Toc240557449 \h </w:instrText>
+              <w:instrText xml:space="preserve"> PAGEREF _Toc241507326 \h </w:instrText>
             </w:r>
             <w:r>
               <w:rPr>
@@ -1706,7 +1706,7 @@
               <w:lang w:eastAsia="es-CO"/>
             </w:rPr>
           </w:pPr>
-          <w:hyperlink w:anchor="_Toc240557450" w:history="1">
+          <w:hyperlink w:anchor="_Toc241507327" w:history="1">
             <w:r>
               <w:rPr>
                 <w:rStyle w:val="Hipervnculo"/>
@@ -1733,7 +1733,7 @@
                 <w:noProof/>
                 <w:webHidden/>
               </w:rPr>
-              <w:instrText xml:space="preserve"> PAGEREF _Toc240557450 \h </w:instrText>
+              <w:instrText xml:space="preserve"> PAGEREF _Toc241507327 \h </w:instrText>
             </w:r>
             <w:r>
               <w:rPr>
@@ -1778,7 +1778,7 @@
               <w:lang w:eastAsia="es-CO"/>
             </w:rPr>
           </w:pPr>
-          <w:hyperlink w:anchor="_Toc240557451" w:history="1">
+          <w:hyperlink w:anchor="_Toc241507328" w:history="1">
             <w:r>
               <w:rPr>
                 <w:rStyle w:val="Hipervnculo"/>
@@ -1805,7 +1805,7 @@
                 <w:noProof/>
                 <w:webHidden/>
               </w:rPr>
-              <w:instrText xml:space="preserve"> PAGEREF _Toc240557451 \h </w:instrText>
+              <w:instrText xml:space="preserve"> PAGEREF _Toc241507328 \h </w:instrText>
             </w:r>
             <w:r>
               <w:rPr>
@@ -1850,7 +1850,7 @@
               <w:lang w:eastAsia="es-CO"/>
             </w:rPr>
           </w:pPr>
-          <w:hyperlink w:anchor="_Toc240557452" w:history="1">
+          <w:hyperlink w:anchor="_Toc241507329" w:history="1">
             <w:r>
               <w:rPr>
                 <w:rStyle w:val="Hipervnculo"/>
@@ -1877,7 +1877,7 @@
                 <w:noProof/>
                 <w:webHidden/>
               </w:rPr>
-              <w:instrText xml:space="preserve"> PAGEREF _Toc240557452 \h </w:instrText>
+              <w:instrText xml:space="preserve"> PAGEREF _Toc241507329 \h </w:instrText>
             </w:r>
             <w:r>
               <w:rPr>
@@ -1922,7 +1922,7 @@
               <w:lang w:eastAsia="es-CO"/>
             </w:rPr>
           </w:pPr>
-          <w:hyperlink w:anchor="_Toc240557453" w:history="1">
+          <w:hyperlink w:anchor="_Toc241507330" w:history="1">
             <w:r>
               <w:rPr>
                 <w:rStyle w:val="Hipervnculo"/>
@@ -1949,7 +1949,7 @@
                 <w:noProof/>
                 <w:webHidden/>
               </w:rPr>
-              <w:instrText xml:space="preserve"> PAGEREF _Toc240557453 \h </w:instrText>
+              <w:instrText xml:space="preserve"> PAGEREF _Toc241507330 \h </w:instrText>
             </w:r>
             <w:r>
               <w:rPr>
@@ -1997,7 +1997,7 @@
       <w:pPr>
         <w:pStyle w:val="Titulosgenerales"/>
       </w:pPr>
-      <w:bookmarkStart w:id="0" w:name="_Toc240557437"/>
+      <w:bookmarkStart w:id="0" w:name="_Toc241507314"/>
       <w:r>
         <w:lastRenderedPageBreak/>
         <w:t>Introducción</w:t>
@@ -2131,7 +2131,7 @@
       <w:pPr>
         <w:pStyle w:val="Ttulo1"/>
       </w:pPr>
-      <w:bookmarkStart w:id="1" w:name="_Toc240557438"/>
+      <w:bookmarkStart w:id="1" w:name="_Toc241507315"/>
       <w:r>
         <w:rPr>
           <w:rStyle w:val="Extranjerismo"/>
@@ -6446,7 +6446,7 @@
       <w:pPr>
         <w:pStyle w:val="Ttulo1"/>
       </w:pPr>
-      <w:bookmarkStart w:id="2" w:name="_Toc240557439"/>
+      <w:bookmarkStart w:id="2" w:name="_Toc241507316"/>
       <w:r>
         <w:rPr>
           <w:rStyle w:val="Extranjerismo"/>
@@ -6485,7 +6485,7 @@
       <w:pPr>
         <w:pStyle w:val="Ttulo2"/>
       </w:pPr>
-      <w:bookmarkStart w:id="3" w:name="_Toc240557440"/>
+      <w:bookmarkStart w:id="3" w:name="_Toc241507317"/>
       <w:r>
         <w:rPr>
           <w:rStyle w:val="Extranjerismo"/>
@@ -8370,7 +8370,7 @@
       <w:pPr>
         <w:pStyle w:val="Ttulo2"/>
       </w:pPr>
-      <w:bookmarkStart w:id="4" w:name="_Toc240557441"/>
+      <w:bookmarkStart w:id="4" w:name="_Toc241507318"/>
       <w:r>
         <w:rPr>
           <w:rStyle w:val="Extranjerismo"/>
@@ -9311,7 +9311,7 @@
       <w:pPr>
         <w:pStyle w:val="Ttulo2"/>
       </w:pPr>
-      <w:bookmarkStart w:id="5" w:name="_Toc240557442"/>
+      <w:bookmarkStart w:id="5" w:name="_Toc241507319"/>
       <w:r>
         <w:rPr>
           <w:rStyle w:val="Extranjerismo"/>
@@ -10209,7 +10209,7 @@
       <w:pPr>
         <w:pStyle w:val="Ttulo2"/>
       </w:pPr>
-      <w:bookmarkStart w:id="6" w:name="_Toc240557443"/>
+      <w:bookmarkStart w:id="6" w:name="_Toc241507320"/>
       <w:r>
         <w:rPr>
           <w:rStyle w:val="Extranjerismo"/>
@@ -11732,7 +11732,7 @@
       <w:pPr>
         <w:pStyle w:val="Ttulo2"/>
       </w:pPr>
-      <w:bookmarkStart w:id="7" w:name="_Toc240557444"/>
+      <w:bookmarkStart w:id="7" w:name="_Toc241507321"/>
       <w:r>
         <w:rPr>
           <w:rStyle w:val="Extranjerismo"/>
@@ -12494,7 +12494,7 @@
       <w:pPr>
         <w:pStyle w:val="Ttulo1"/>
       </w:pPr>
-      <w:bookmarkStart w:id="8" w:name="_Toc240557445"/>
+      <w:bookmarkStart w:id="8" w:name="_Toc241507322"/>
       <w:r>
         <w:rPr>
           <w:rStyle w:val="Extranjerismo"/>
@@ -13732,7 +13732,7 @@
       <w:pPr>
         <w:pStyle w:val="Ttulo1"/>
       </w:pPr>
-      <w:bookmarkStart w:id="9" w:name="_Toc240557446"/>
+      <w:bookmarkStart w:id="9" w:name="_Toc241507323"/>
       <w:r>
         <w:rPr>
           <w:rStyle w:val="Extranjerismo"/>
@@ -13828,7 +13828,7 @@
           <w:lang w:eastAsia="es-CO"/>
         </w:rPr>
         <w:drawing>
-          <wp:inline distT="0" distB="0" distL="0" distR="0" wp14:anchorId="3CE791C8" wp14:editId="1D25AEA3">
+          <wp:inline distT="0" distB="0" distL="0" distR="0" wp14:anchorId="3CE791C8" wp14:editId="60E85996">
             <wp:extent cx="4680000" cy="1807200"/>
             <wp:effectExtent l="0" t="0" r="6350" b="3175"/>
             <wp:docPr id="1" name="Imagen 1" descr="Organigrama de un hotel. En la parte superior se encuentra el “Gerente general”. Debajo se dividen cinco áreas principales: “Gerente de recepción”, “Ama de llaves”, “Gerente de A&amp;B”, “Contralora” y “Mantenimiento”.&#10;El área de recepción incluye “Auditor nocturno”, luego “Recepcionista” y finalmente “Botones”.&#10;El área de ama de llaves incluye “Supervisor de piso” con “Camareras”, y “Supervisor de lavandería” con “Personal de lavandería”.&#10;El área de alimentos y bebidas incluye “Chef” con “Cocinero” y “Lava platos”; además “Mayordomo” con “Anfitrión” y “Meseros”.&#10;El área administrativa incluye “Cajero general” y debajo “Auxiliar contable”.&#10;El área de mantenimiento incluye “Asistente de mantenimiento”."/>
@@ -13874,7 +13874,7 @@
       <w:pPr>
         <w:pStyle w:val="Ttulo2"/>
       </w:pPr>
-      <w:bookmarkStart w:id="10" w:name="_Toc240557447"/>
+      <w:bookmarkStart w:id="10" w:name="_Toc241507324"/>
       <w:r>
         <w:rPr>
           <w:rStyle w:val="Extranjerismo"/>
@@ -15857,7 +15857,7 @@
       <w:pPr>
         <w:pStyle w:val="Ttulo2"/>
       </w:pPr>
-      <w:bookmarkStart w:id="11" w:name="_Toc240557448"/>
+      <w:bookmarkStart w:id="11" w:name="_Toc241507325"/>
       <w:r>
         <w:rPr>
           <w:rStyle w:val="Extranjerismo"/>
@@ -16228,7 +16228,7 @@
       <w:pPr>
         <w:pStyle w:val="Ttulo1"/>
       </w:pPr>
-      <w:bookmarkStart w:id="12" w:name="_Toc240557449"/>
+      <w:bookmarkStart w:id="12" w:name="_Toc241507326"/>
       <w:r>
         <w:rPr>
           <w:rStyle w:val="Extranjerismo"/>
@@ -16892,7 +16892,7 @@
           <w:noProof/>
         </w:rPr>
         <w:drawing>
-          <wp:inline distT="0" distB="0" distL="0" distR="0" wp14:anchorId="7B28348B" wp14:editId="6E646939">
+          <wp:inline distT="0" distB="0" distL="0" distR="0" wp14:anchorId="7B28348B" wp14:editId="6B4F6BD2">
             <wp:extent cx="4680000" cy="2631600"/>
             <wp:effectExtent l="0" t="0" r="6350" b="0"/>
             <wp:docPr id="2" name="Imagen 2">
@@ -17513,7 +17513,7 @@
           <w:u w:val="single"/>
         </w:rPr>
       </w:pPr>
-      <w:bookmarkStart w:id="13" w:name="_Toc240557450"/>
+      <w:bookmarkStart w:id="13" w:name="_Toc241507327"/>
       <w:r>
         <w:lastRenderedPageBreak/>
         <w:t>Síntesis</w:t>
@@ -17725,7 +17725,7 @@
       <w:pPr>
         <w:pStyle w:val="Titulosgenerales"/>
       </w:pPr>
-      <w:bookmarkStart w:id="14" w:name="_Toc240557451"/>
+      <w:bookmarkStart w:id="14" w:name="_Toc241507328"/>
       <w:r>
         <w:lastRenderedPageBreak/>
         <w:t>Glosario</w:t>
@@ -17847,7 +17847,7 @@
       <w:pPr>
         <w:pStyle w:val="Titulosgenerales"/>
       </w:pPr>
-      <w:bookmarkStart w:id="15" w:name="_Toc240557452"/>
+      <w:bookmarkStart w:id="15" w:name="_Toc241507329"/>
       <w:r>
         <w:lastRenderedPageBreak/>
         <w:t>Referencias bibliográficas</w:t>
@@ -17979,67 +17979,12 @@
       <w:r>
         <w:t xml:space="preserve">. (2021). </w:t>
       </w:r>
-      <w:proofErr w:type="spellStart"/>
-      <w:r>
-        <w:t>This</w:t>
-      </w:r>
-      <w:proofErr w:type="spellEnd"/>
-      <w:r>
-        <w:t xml:space="preserve"> </w:t>
-      </w:r>
-      <w:proofErr w:type="spellStart"/>
-      <w:r>
-        <w:t>That</w:t>
-      </w:r>
-      <w:proofErr w:type="spellEnd"/>
-      <w:r>
-        <w:t xml:space="preserve"> </w:t>
-      </w:r>
-      <w:proofErr w:type="spellStart"/>
-      <w:r>
-        <w:t>These</w:t>
-      </w:r>
-      <w:proofErr w:type="spellEnd"/>
-      <w:r>
-        <w:t xml:space="preserve"> </w:t>
-      </w:r>
-      <w:proofErr w:type="spellStart"/>
-      <w:r>
-        <w:t>Those</w:t>
-      </w:r>
-      <w:proofErr w:type="spellEnd"/>
-      <w:r>
-        <w:t xml:space="preserve"> - </w:t>
-      </w:r>
-      <w:proofErr w:type="spellStart"/>
-      <w:r>
-        <w:t>Demonstrative</w:t>
-      </w:r>
-      <w:proofErr w:type="spellEnd"/>
-      <w:r>
-        <w:t xml:space="preserve"> </w:t>
-      </w:r>
-      <w:proofErr w:type="spellStart"/>
-      <w:r>
-        <w:t>Pronouns</w:t>
-      </w:r>
-      <w:proofErr w:type="spellEnd"/>
-      <w:r>
-        <w:t xml:space="preserve"> </w:t>
-      </w:r>
-      <w:proofErr w:type="spellStart"/>
-      <w:r>
-        <w:t>Demonstrative</w:t>
-      </w:r>
-      <w:proofErr w:type="spellEnd"/>
-      <w:r>
-        <w:t xml:space="preserve"> </w:t>
-      </w:r>
-      <w:proofErr w:type="spellStart"/>
-      <w:r>
-        <w:t>Adjectives</w:t>
-      </w:r>
-      <w:proofErr w:type="spellEnd"/>
+      <w:r>
+        <w:rPr>
+          <w:rStyle w:val="Extranjerismo"/>
+        </w:rPr>
+        <w:t>This That These Those - Demonstrative Pronouns Demonstrative Adjectives</w:t>
+      </w:r>
       <w:r>
         <w:t xml:space="preserve">. </w:t>
       </w:r>
@@ -18077,7 +18022,7 @@
       <w:pPr>
         <w:pStyle w:val="Titulosgenerales"/>
       </w:pPr>
-      <w:bookmarkStart w:id="16" w:name="_Toc240557453"/>
+      <w:bookmarkStart w:id="16" w:name="_Toc241507330"/>
       <w:r>
         <w:lastRenderedPageBreak/>
         <w:t>Créditos</w:t>
@@ -18449,7 +18394,13 @@
               <w:t>a</w:t>
             </w:r>
             <w:r>
-              <w:t xml:space="preserve"> Instruccional</w:t>
+              <w:t xml:space="preserve"> </w:t>
+            </w:r>
+            <w:r>
+              <w:t>i</w:t>
+            </w:r>
+            <w:r>
+              <w:t>nstruccional</w:t>
             </w:r>
           </w:p>
         </w:tc>
@@ -18866,7 +18817,13 @@
               <w:t>a</w:t>
             </w:r>
             <w:r>
-              <w:t xml:space="preserve"> y vinculador de recursos digitales </w:t>
+              <w:t xml:space="preserve"> y vinculador</w:t>
+            </w:r>
+            <w:r>
+              <w:t>a</w:t>
+            </w:r>
+            <w:r>
+              <w:t xml:space="preserve"> de recursos digitales</w:t>
             </w:r>
           </w:p>
         </w:tc>
@@ -25204,8 +25161,19 @@
 </file>
 
 <file path=customXml/item1.xml><?xml version="1.0" encoding="utf-8"?>
-<ct:contentTypeSchema xmlns:ct="http://schemas.microsoft.com/office/2006/metadata/contentType" xmlns:ma="http://schemas.microsoft.com/office/2006/metadata/properties/metaAttributes" ct:_="" ma:_="" ma:contentTypeName="Documento" ma:contentTypeID="0x01010005252A1EF3BD024F856B47B579AB5244" ma:contentTypeVersion="12" ma:contentTypeDescription="Crear nuevo documento." ma:contentTypeScope="" ma:versionID="32d0e18b85ac20c34eab62df21c0cf58">
-  <xsd:schema xmlns:xsd="http://www.w3.org/2001/XMLSchema" xmlns:xs="http://www.w3.org/2001/XMLSchema" xmlns:p="http://schemas.microsoft.com/office/2006/metadata/properties" xmlns:ns2="42760c81-fd8e-4d59-8953-7cdb9f38b14f" xmlns:ns3="67a0edcd-0de5-43ed-8c27-e32f38a00c91" targetNamespace="http://schemas.microsoft.com/office/2006/metadata/properties" ma:root="true" ma:fieldsID="cc2c149e99f10870fd5bc3964e5386d3" ns2:_="" ns3:_="">
+<p:properties xmlns:p="http://schemas.microsoft.com/office/2006/metadata/properties" xmlns:xsi="http://www.w3.org/2001/XMLSchema-instance" xmlns:pc="http://schemas.microsoft.com/office/infopath/2007/PartnerControls">
+  <documentManagement>
+    <TaxCatchAll xmlns="67a0edcd-0de5-43ed-8c27-e32f38a00c91" xsi:nil="true"/>
+    <lcf76f155ced4ddcb4097134ff3c332f xmlns="42760c81-fd8e-4d59-8953-7cdb9f38b14f">
+      <Terms xmlns="http://schemas.microsoft.com/office/infopath/2007/PartnerControls"/>
+    </lcf76f155ced4ddcb4097134ff3c332f>
+  </documentManagement>
+</p:properties>
+</file>
+
+<file path=customXml/item2.xml><?xml version="1.0" encoding="utf-8"?>
+<ct:contentTypeSchema xmlns:ct="http://schemas.microsoft.com/office/2006/metadata/contentType" xmlns:ma="http://schemas.microsoft.com/office/2006/metadata/properties/metaAttributes" ct:_="" ma:_="" ma:contentTypeName="Documento" ma:contentTypeID="0x01010005252A1EF3BD024F856B47B579AB5244" ma:contentTypeVersion="13" ma:contentTypeDescription="Crear nuevo documento." ma:contentTypeScope="" ma:versionID="ddfaac56a287547bce89452cd31c5884">
+  <xsd:schema xmlns:xsd="http://www.w3.org/2001/XMLSchema" xmlns:xs="http://www.w3.org/2001/XMLSchema" xmlns:p="http://schemas.microsoft.com/office/2006/metadata/properties" xmlns:ns2="42760c81-fd8e-4d59-8953-7cdb9f38b14f" xmlns:ns3="67a0edcd-0de5-43ed-8c27-e32f38a00c91" targetNamespace="http://schemas.microsoft.com/office/2006/metadata/properties" ma:root="true" ma:fieldsID="5ac878f7c8dbf4633d03f1982e859186" ns2:_="" ns3:_="">
     <xsd:import namespace="42760c81-fd8e-4d59-8953-7cdb9f38b14f"/>
     <xsd:import namespace="67a0edcd-0de5-43ed-8c27-e32f38a00c91"/>
     <xsd:element name="properties">
@@ -25225,6 +25193,7 @@
                 <xsd:element ref="ns3:TaxCatchAll" minOccurs="0"/>
                 <xsd:element ref="ns2:MediaServiceOCR" minOccurs="0"/>
                 <xsd:element ref="ns2:MediaServiceLocation" minOccurs="0"/>
+                <xsd:element ref="ns2:MediaServiceBillingMetadata" minOccurs="0"/>
               </xsd:all>
             </xsd:complexType>
           </xsd:element>
@@ -25287,6 +25256,11 @@
     <xsd:element name="MediaServiceLocation" ma:index="19" nillable="true" ma:displayName="Location" ma:description="" ma:indexed="true" ma:internalName="MediaServiceLocation" ma:readOnly="true">
       <xsd:simpleType>
         <xsd:restriction base="dms:Text"/>
+      </xsd:simpleType>
+    </xsd:element>
+    <xsd:element name="MediaServiceBillingMetadata" ma:index="20" nillable="true" ma:displayName="MediaServiceBillingMetadata" ma:hidden="true" ma:internalName="MediaServiceBillingMetadata" ma:readOnly="true">
+      <xsd:simpleType>
+        <xsd:restriction base="dms:Note"/>
       </xsd:simpleType>
     </xsd:element>
   </xsd:schema>
@@ -25404,18 +25378,11 @@
 </ct:contentTypeSchema>
 </file>
 
-<file path=customXml/item2.xml><?xml version="1.0" encoding="utf-8"?>
-<p:properties xmlns:p="http://schemas.microsoft.com/office/2006/metadata/properties" xmlns:xsi="http://www.w3.org/2001/XMLSchema-instance" xmlns:pc="http://schemas.microsoft.com/office/infopath/2007/PartnerControls">
-  <documentManagement>
-    <TaxCatchAll xmlns="67a0edcd-0de5-43ed-8c27-e32f38a00c91" xsi:nil="true"/>
-    <lcf76f155ced4ddcb4097134ff3c332f xmlns="42760c81-fd8e-4d59-8953-7cdb9f38b14f">
-      <Terms xmlns="http://schemas.microsoft.com/office/infopath/2007/PartnerControls"/>
-    </lcf76f155ced4ddcb4097134ff3c332f>
-  </documentManagement>
-</p:properties>
+<file path=customXml/item3.xml><?xml version="1.0" encoding="utf-8"?>
+<b:Sources xmlns:b="http://schemas.openxmlformats.org/officeDocument/2006/bibliography" xmlns="http://schemas.openxmlformats.org/officeDocument/2006/bibliography" SelectedStyle="\APASixthEditionOfficeOnline.xsl" StyleName="APA" Version="6"/>
 </file>
 
-<file path=customXml/item3.xml><?xml version="1.0" encoding="utf-8"?>
+<file path=customXml/item4.xml><?xml version="1.0" encoding="utf-8"?>
 <?mso-contentType ?>
 <FormTemplates xmlns="http://schemas.microsoft.com/sharepoint/v3/contenttype/forms">
   <Display>DocumentLibraryForm</Display>
@@ -25424,15 +25391,7 @@
 </FormTemplates>
 </file>
 
-<file path=customXml/item4.xml><?xml version="1.0" encoding="utf-8"?>
-<b:Sources xmlns:b="http://schemas.openxmlformats.org/officeDocument/2006/bibliography" xmlns="http://schemas.openxmlformats.org/officeDocument/2006/bibliography" SelectedStyle="\APASixthEditionOfficeOnline.xsl" StyleName="APA" Version="6"/>
-</file>
-
 <file path=customXml/itemProps1.xml><?xml version="1.0" encoding="utf-8"?>
-<ds:datastoreItem xmlns:ds="http://schemas.openxmlformats.org/officeDocument/2006/customXml" ds:itemID="{FEC5A4C8-E89E-49EA-B99F-6287FCE982E9}"/>
-</file>
-
-<file path=customXml/itemProps2.xml><?xml version="1.0" encoding="utf-8"?>
 <ds:datastoreItem xmlns:ds="http://schemas.openxmlformats.org/officeDocument/2006/customXml" ds:itemID="{1279454D-02BE-4A9C-A117-DCD1573E2608}">
   <ds:schemaRefs>
     <ds:schemaRef ds:uri="http://schemas.microsoft.com/office/2006/metadata/properties"/>
@@ -25443,18 +25402,22 @@
 </ds:datastoreItem>
 </file>
 
+<file path=customXml/itemProps2.xml><?xml version="1.0" encoding="utf-8"?>
+<ds:datastoreItem xmlns:ds="http://schemas.openxmlformats.org/officeDocument/2006/customXml" ds:itemID="{B4A12C2B-E7E0-49CB-80F7-58DE8323B417}"/>
+</file>
+
 <file path=customXml/itemProps3.xml><?xml version="1.0" encoding="utf-8"?>
+<ds:datastoreItem xmlns:ds="http://schemas.openxmlformats.org/officeDocument/2006/customXml" ds:itemID="{EAE431FD-7059-4C09-804B-C9D69EB7B213}">
+  <ds:schemaRefs>
+    <ds:schemaRef ds:uri="http://schemas.openxmlformats.org/officeDocument/2006/bibliography"/>
+  </ds:schemaRefs>
+</ds:datastoreItem>
+</file>
+
+<file path=customXml/itemProps4.xml><?xml version="1.0" encoding="utf-8"?>
 <ds:datastoreItem xmlns:ds="http://schemas.openxmlformats.org/officeDocument/2006/customXml" ds:itemID="{10663269-2064-4804-8290-36D4A57F5557}">
   <ds:schemaRefs>
     <ds:schemaRef ds:uri="http://schemas.microsoft.com/sharepoint/v3/contenttype/forms"/>
   </ds:schemaRefs>
 </ds:datastoreItem>
-</file>
-
-<file path=customXml/itemProps4.xml><?xml version="1.0" encoding="utf-8"?>
-<ds:datastoreItem xmlns:ds="http://schemas.openxmlformats.org/officeDocument/2006/customXml" ds:itemID="{EAE431FD-7059-4C09-804B-C9D69EB7B213}">
-  <ds:schemaRefs>
-    <ds:schemaRef ds:uri="http://schemas.openxmlformats.org/officeDocument/2006/bibliography"/>
-  </ds:schemaRefs>
-</ds:datastoreItem>
 </file>
--- a/fuentes/633400_CF09_CFA.docx
+++ b/fuentes/633400_CF09_CFA.docx
@@ -1,6 +1,6 @@
 
 <file path=word/document.xml><?xml version="1.0" encoding="utf-8"?>
-<w:document xmlns:wpc="http://schemas.microsoft.com/office/word/2010/wordprocessingCanvas" xmlns:cx="http://schemas.microsoft.com/office/drawing/2014/chartex" xmlns:cx1="http://schemas.microsoft.com/office/drawing/2015/9/8/chartex" xmlns:cx2="http://schemas.microsoft.com/office/drawing/2015/10/21/chartex" xmlns:cx3="http://schemas.microsoft.com/office/drawing/2016/5/9/chartex" xmlns:cx4="http://schemas.microsoft.com/office/drawing/2016/5/10/chartex" xmlns:cx5="http://schemas.microsoft.com/office/drawing/2016/5/11/chartex" xmlns:cx6="http://schemas.microsoft.com/office/drawing/2016/5/12/chartex" xmlns:cx7="http://schemas.microsoft.com/office/drawing/2016/5/13/chartex" xmlns:cx8="http://schemas.microsoft.com/office/drawing/2016/5/14/chartex" xmlns:mc="http://schemas.openxmlformats.org/markup-compatibility/2006" xmlns:aink="http://schemas.microsoft.com/office/drawing/2016/ink" xmlns:am3d="http://schemas.microsoft.com/office/drawing/2017/model3d" xmlns:o="urn:schemas-microsoft-com:office:office" xmlns:oel="http://schemas.microsoft.com/office/2019/extlst" xmlns:r="http://schemas.openxmlformats.org/officeDocument/2006/relationships" xmlns:m="http://schemas.openxmlformats.org/officeDocument/2006/math" xmlns:v="urn:schemas-microsoft-com:vml" xmlns:wp14="http://schemas.microsoft.com/office/word/2010/wordprocessingDrawing" xmlns:wp="http://schemas.openxmlformats.org/drawingml/2006/wordprocessingDrawing" xmlns:w10="urn:schemas-microsoft-com:office:word" xmlns:w="http://schemas.openxmlformats.org/wordprocessingml/2006/main" xmlns:w14="http://schemas.microsoft.com/office/word/2010/wordml" xmlns:w15="http://schemas.microsoft.com/office/word/2012/wordml" xmlns:w16cex="http://schemas.microsoft.com/office/word/2018/wordml/cex" xmlns:w16cid="http://schemas.microsoft.com/office/word/2016/wordml/cid" xmlns:w16="http://schemas.microsoft.com/office/word/2018/wordml" xmlns:w16du="http://schemas.microsoft.com/office/word/2023/wordml/word16du" xmlns:w16sdtdh="http://schemas.microsoft.com/office/word/2020/wordml/sdtdatahash" xmlns:w16sdtfl="http://schemas.microsoft.com/office/word/2024/wordml/sdtformatlock" xmlns:w16se="http://schemas.microsoft.com/office/word/2015/wordml/symex" xmlns:wpg="http://schemas.microsoft.com/office/word/2010/wordprocessingGroup" xmlns:wpi="http://schemas.microsoft.com/office/word/2010/wordprocessingInk" xmlns:wne="http://schemas.microsoft.com/office/word/2006/wordml" xmlns:wps="http://schemas.microsoft.com/office/word/2010/wordprocessingShape" mc:Ignorable="w14 w15 w16se w16cid w16 w16cex w16sdtdh w16sdtfl w16du wp14">
+<w:document xmlns:wpc="http://schemas.microsoft.com/office/word/2010/wordprocessingCanvas" xmlns:cx="http://schemas.microsoft.com/office/drawing/2014/chartex" xmlns:cx1="http://schemas.microsoft.com/office/drawing/2015/9/8/chartex" xmlns:cx2="http://schemas.microsoft.com/office/drawing/2015/10/21/chartex" xmlns:cx3="http://schemas.microsoft.com/office/drawing/2016/5/9/chartex" xmlns:cx4="http://schemas.microsoft.com/office/drawing/2016/5/10/chartex" xmlns:cx5="http://schemas.microsoft.com/office/drawing/2016/5/11/chartex" xmlns:cx6="http://schemas.microsoft.com/office/drawing/2016/5/12/chartex" xmlns:cx7="http://schemas.microsoft.com/office/drawing/2016/5/13/chartex" xmlns:cx8="http://schemas.microsoft.com/office/drawing/2016/5/14/chartex" xmlns:mc="http://schemas.openxmlformats.org/markup-compatibility/2006" xmlns:m="http://schemas.openxmlformats.org/officeDocument/2006/math" xmlns:aink="http://schemas.microsoft.com/office/drawing/2016/ink" xmlns:am3d="http://schemas.microsoft.com/office/drawing/2017/model3d" xmlns:oel="http://schemas.microsoft.com/office/2019/extlst" xmlns:r="http://schemas.openxmlformats.org/officeDocument/2006/relationships" xmlns:wp14="http://schemas.microsoft.com/office/word/2010/wordprocessingDrawing" xmlns:wp="http://schemas.openxmlformats.org/drawingml/2006/wordprocessingDrawing" xmlns:wpg="http://schemas.microsoft.com/office/word/2010/wordprocessingGroup" xmlns:wpi="http://schemas.microsoft.com/office/word/2010/wordprocessingInk" xmlns:wps="http://schemas.microsoft.com/office/word/2010/wordprocessingShape" xmlns:o="urn:schemas-microsoft-com:office:office" xmlns:v="urn:schemas-microsoft-com:vml" xmlns:w10="urn:schemas-microsoft-com:office:word" xmlns:w="http://schemas.openxmlformats.org/wordprocessingml/2006/main" xmlns:w14="http://schemas.microsoft.com/office/word/2010/wordml" xmlns:w15="http://schemas.microsoft.com/office/word/2012/wordml" xmlns:w16cex="http://schemas.microsoft.com/office/word/2018/wordml/cex" xmlns:w16cid="http://schemas.microsoft.com/office/word/2016/wordml/cid" xmlns:w16="http://schemas.microsoft.com/office/word/2018/wordml" xmlns:w16sdtdh="http://schemas.microsoft.com/office/word/2020/wordml/sdtdatahash" xmlns:w16sdtfl="http://schemas.microsoft.com/office/word/2024/wordml/sdtformatlock" xmlns:w16se="http://schemas.microsoft.com/office/word/2015/wordml/symex" xmlns:w16du="http://schemas.microsoft.com/office/word/2023/wordml/word16du" xmlns:wne="http://schemas.microsoft.com/office/word/2006/wordml" mc:Ignorable="w14 w15 w16se w16cid w16 w16cex w16sdtdh w16sdtfl w16du wp14">
   <w:body>
     <w:p>
       <w:pPr>
@@ -78,6 +78,9 @@
             </wp14:sizeRelV>
           </wp:anchor>
         </w:drawing>
+      </w:r>
+      <w:r>
+        <w:t xml:space="preserve"> </w:t>
       </w:r>
     </w:p>
     <w:p>
@@ -318,7 +321,7 @@
                 <v:stroke joinstyle="miter"/>
                 <v:path gradientshapeok="t" o:connecttype="rect"/>
               </v:shapetype>
-              <v:shape id="Cuadro de texto 2" o:spid="_x0000_s1026" type="#_x0000_t202" alt="&quot;&quot;" style="position:absolute;left:0;text-align:left;margin-left:-25.2pt;margin-top:21.9pt;width:549pt;height:102.95pt;z-index:251663360;visibility:visible;mso-wrap-style:square;mso-width-percent:0;mso-height-percent:0;mso-wrap-distance-left:9pt;mso-wrap-distance-top:3.6pt;mso-wrap-distance-right:9pt;mso-wrap-distance-bottom:3.6pt;mso-position-horizontal:absolute;mso-position-horizontal-relative:margin;mso-position-vertical:absolute;mso-position-vertical-relative:text;mso-width-percent:0;mso-height-percent:0;mso-width-relative:margin;mso-height-relative:margin;v-text-anchor:top" o:gfxdata="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" filled="f" stroked="f">
+              <v:shape id="Cuadro de texto 2" o:spid="_x0000_s1026" type="#_x0000_t202" alt="&quot;&quot;" style="position:absolute;left:0;text-align:left;margin-left:-25.2pt;margin-top:21.9pt;width:549pt;height:102.95pt;z-index:251663360;visibility:visible;mso-wrap-style:square;mso-width-percent:0;mso-height-percent:0;mso-wrap-distance-left:9pt;mso-wrap-distance-top:3.6pt;mso-wrap-distance-right:9pt;mso-wrap-distance-bottom:3.6pt;mso-position-horizontal:absolute;mso-position-horizontal-relative:margin;mso-position-vertical:absolute;mso-position-vertical-relative:text;mso-width-percent:0;mso-height-percent:0;mso-width-relative:margin;mso-height-relative:margin;v-text-anchor:top" o:gfxdata="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" filled="f" stroked="f">
                 <v:textbox>
                   <w:txbxContent>
                     <w:p>
@@ -565,7 +568,7 @@
               <w:noProof/>
               <w:sz w:val="24"/>
               <w:szCs w:val="24"/>
-              <w:lang w:eastAsia="es-CO"/>
+              <w:lang w:eastAsia="es-MX"/>
             </w:rPr>
           </w:pPr>
           <w:r>
@@ -577,7 +580,7 @@
           <w:r>
             <w:fldChar w:fldCharType="separate"/>
           </w:r>
-          <w:hyperlink w:anchor="_Toc241507314" w:history="1">
+          <w:hyperlink w:anchor="_Toc243572235" w:history="1">
             <w:r>
               <w:rPr>
                 <w:rStyle w:val="Hipervnculo"/>
@@ -604,7 +607,7 @@
                 <w:noProof/>
                 <w:webHidden/>
               </w:rPr>
-              <w:instrText xml:space="preserve"> PAGEREF _Toc241507314 \h </w:instrText>
+              <w:instrText xml:space="preserve"> PAGEREF _Toc243572235 \h </w:instrText>
             </w:r>
             <w:r>
               <w:rPr>
@@ -646,10 +649,10 @@
               <w:noProof/>
               <w:sz w:val="24"/>
               <w:szCs w:val="24"/>
-              <w:lang w:eastAsia="es-CO"/>
+              <w:lang w:eastAsia="es-MX"/>
             </w:rPr>
           </w:pPr>
-          <w:hyperlink w:anchor="_Toc241507315" w:history="1">
+          <w:hyperlink w:anchor="_Toc243572236" w:history="1">
             <w:r>
               <w:rPr>
                 <w:rStyle w:val="Hipervnculo"/>
@@ -692,7 +695,7 @@
                 <w:noProof/>
                 <w:webHidden/>
               </w:rPr>
-              <w:instrText xml:space="preserve"> PAGEREF _Toc241507315 \h </w:instrText>
+              <w:instrText xml:space="preserve"> PAGEREF _Toc243572236 \h </w:instrText>
             </w:r>
             <w:r>
               <w:rPr>
@@ -734,10 +737,10 @@
               <w:noProof/>
               <w:sz w:val="24"/>
               <w:szCs w:val="24"/>
-              <w:lang w:eastAsia="es-CO"/>
+              <w:lang w:eastAsia="es-MX"/>
             </w:rPr>
           </w:pPr>
-          <w:hyperlink w:anchor="_Toc241507316" w:history="1">
+          <w:hyperlink w:anchor="_Toc243572237" w:history="1">
             <w:r>
               <w:rPr>
                 <w:rStyle w:val="Hipervnculo"/>
@@ -780,7 +783,7 @@
                 <w:noProof/>
                 <w:webHidden/>
               </w:rPr>
-              <w:instrText xml:space="preserve"> PAGEREF _Toc241507316 \h </w:instrText>
+              <w:instrText xml:space="preserve"> PAGEREF _Toc243572237 \h </w:instrText>
             </w:r>
             <w:r>
               <w:rPr>
@@ -822,10 +825,10 @@
               <w:noProof/>
               <w:sz w:val="24"/>
               <w:szCs w:val="24"/>
-              <w:lang w:eastAsia="es-CO"/>
+              <w:lang w:eastAsia="es-MX"/>
             </w:rPr>
           </w:pPr>
-          <w:hyperlink w:anchor="_Toc241507317" w:history="1">
+          <w:hyperlink w:anchor="_Toc243572238" w:history="1">
             <w:r>
               <w:rPr>
                 <w:rStyle w:val="Hipervnculo"/>
@@ -868,7 +871,7 @@
                 <w:noProof/>
                 <w:webHidden/>
               </w:rPr>
-              <w:instrText xml:space="preserve"> PAGEREF _Toc241507317 \h </w:instrText>
+              <w:instrText xml:space="preserve"> PAGEREF _Toc243572238 \h </w:instrText>
             </w:r>
             <w:r>
               <w:rPr>
@@ -910,10 +913,10 @@
               <w:noProof/>
               <w:sz w:val="24"/>
               <w:szCs w:val="24"/>
-              <w:lang w:eastAsia="es-CO"/>
+              <w:lang w:eastAsia="es-MX"/>
             </w:rPr>
           </w:pPr>
-          <w:hyperlink w:anchor="_Toc241507318" w:history="1">
+          <w:hyperlink w:anchor="_Toc243572239" w:history="1">
             <w:r>
               <w:rPr>
                 <w:rStyle w:val="Hipervnculo"/>
@@ -956,7 +959,7 @@
                 <w:noProof/>
                 <w:webHidden/>
               </w:rPr>
-              <w:instrText xml:space="preserve"> PAGEREF _Toc241507318 \h </w:instrText>
+              <w:instrText xml:space="preserve"> PAGEREF _Toc243572239 \h </w:instrText>
             </w:r>
             <w:r>
               <w:rPr>
@@ -998,10 +1001,10 @@
               <w:noProof/>
               <w:sz w:val="24"/>
               <w:szCs w:val="24"/>
-              <w:lang w:eastAsia="es-CO"/>
+              <w:lang w:eastAsia="es-MX"/>
             </w:rPr>
           </w:pPr>
-          <w:hyperlink w:anchor="_Toc241507319" w:history="1">
+          <w:hyperlink w:anchor="_Toc243572240" w:history="1">
             <w:r>
               <w:rPr>
                 <w:rStyle w:val="Hipervnculo"/>
@@ -1044,7 +1047,7 @@
                 <w:noProof/>
                 <w:webHidden/>
               </w:rPr>
-              <w:instrText xml:space="preserve"> PAGEREF _Toc241507319 \h </w:instrText>
+              <w:instrText xml:space="preserve"> PAGEREF _Toc243572240 \h </w:instrText>
             </w:r>
             <w:r>
               <w:rPr>
@@ -1086,10 +1089,10 @@
               <w:noProof/>
               <w:sz w:val="24"/>
               <w:szCs w:val="24"/>
-              <w:lang w:eastAsia="es-CO"/>
+              <w:lang w:eastAsia="es-MX"/>
             </w:rPr>
           </w:pPr>
-          <w:hyperlink w:anchor="_Toc241507320" w:history="1">
+          <w:hyperlink w:anchor="_Toc243572241" w:history="1">
             <w:r>
               <w:rPr>
                 <w:rStyle w:val="Hipervnculo"/>
@@ -1132,7 +1135,7 @@
                 <w:noProof/>
                 <w:webHidden/>
               </w:rPr>
-              <w:instrText xml:space="preserve"> PAGEREF _Toc241507320 \h </w:instrText>
+              <w:instrText xml:space="preserve"> PAGEREF _Toc243572241 \h </w:instrText>
             </w:r>
             <w:r>
               <w:rPr>
@@ -1174,10 +1177,10 @@
               <w:noProof/>
               <w:sz w:val="24"/>
               <w:szCs w:val="24"/>
-              <w:lang w:eastAsia="es-CO"/>
+              <w:lang w:eastAsia="es-MX"/>
             </w:rPr>
           </w:pPr>
-          <w:hyperlink w:anchor="_Toc241507321" w:history="1">
+          <w:hyperlink w:anchor="_Toc243572242" w:history="1">
             <w:r>
               <w:rPr>
                 <w:rStyle w:val="Hipervnculo"/>
@@ -1220,7 +1223,7 @@
                 <w:noProof/>
                 <w:webHidden/>
               </w:rPr>
-              <w:instrText xml:space="preserve"> PAGEREF _Toc241507321 \h </w:instrText>
+              <w:instrText xml:space="preserve"> PAGEREF _Toc243572242 \h </w:instrText>
             </w:r>
             <w:r>
               <w:rPr>
@@ -1262,10 +1265,10 @@
               <w:noProof/>
               <w:sz w:val="24"/>
               <w:szCs w:val="24"/>
-              <w:lang w:eastAsia="es-CO"/>
+              <w:lang w:eastAsia="es-MX"/>
             </w:rPr>
           </w:pPr>
-          <w:hyperlink w:anchor="_Toc241507322" w:history="1">
+          <w:hyperlink w:anchor="_Toc243572243" w:history="1">
             <w:r>
               <w:rPr>
                 <w:rStyle w:val="Hipervnculo"/>
@@ -1309,7 +1312,7 @@
                 <w:noProof/>
                 <w:webHidden/>
               </w:rPr>
-              <w:instrText xml:space="preserve"> PAGEREF _Toc241507322 \h </w:instrText>
+              <w:instrText xml:space="preserve"> PAGEREF _Toc243572243 \h </w:instrText>
             </w:r>
             <w:r>
               <w:rPr>
@@ -1329,7 +1332,7 @@
                 <w:noProof/>
                 <w:webHidden/>
               </w:rPr>
-              <w:t>35</w:t>
+              <w:t>34</w:t>
             </w:r>
             <w:r>
               <w:rPr>
@@ -1351,10 +1354,10 @@
               <w:noProof/>
               <w:sz w:val="24"/>
               <w:szCs w:val="24"/>
-              <w:lang w:eastAsia="es-CO"/>
+              <w:lang w:eastAsia="es-MX"/>
             </w:rPr>
           </w:pPr>
-          <w:hyperlink w:anchor="_Toc241507323" w:history="1">
+          <w:hyperlink w:anchor="_Toc243572244" w:history="1">
             <w:r>
               <w:rPr>
                 <w:rStyle w:val="Hipervnculo"/>
@@ -1397,7 +1400,7 @@
                 <w:noProof/>
                 <w:webHidden/>
               </w:rPr>
-              <w:instrText xml:space="preserve"> PAGEREF _Toc241507323 \h </w:instrText>
+              <w:instrText xml:space="preserve"> PAGEREF _Toc243572244 \h </w:instrText>
             </w:r>
             <w:r>
               <w:rPr>
@@ -1417,7 +1420,7 @@
                 <w:noProof/>
                 <w:webHidden/>
               </w:rPr>
-              <w:t>40</w:t>
+              <w:t>39</w:t>
             </w:r>
             <w:r>
               <w:rPr>
@@ -1439,10 +1442,10 @@
               <w:noProof/>
               <w:sz w:val="24"/>
               <w:szCs w:val="24"/>
-              <w:lang w:eastAsia="es-CO"/>
+              <w:lang w:eastAsia="es-MX"/>
             </w:rPr>
           </w:pPr>
-          <w:hyperlink w:anchor="_Toc241507324" w:history="1">
+          <w:hyperlink w:anchor="_Toc243572245" w:history="1">
             <w:r>
               <w:rPr>
                 <w:rStyle w:val="Hipervnculo"/>
@@ -1485,7 +1488,7 @@
                 <w:noProof/>
                 <w:webHidden/>
               </w:rPr>
-              <w:instrText xml:space="preserve"> PAGEREF _Toc241507324 \h </w:instrText>
+              <w:instrText xml:space="preserve"> PAGEREF _Toc243572245 \h </w:instrText>
             </w:r>
             <w:r>
               <w:rPr>
@@ -1505,7 +1508,7 @@
                 <w:noProof/>
                 <w:webHidden/>
               </w:rPr>
-              <w:t>41</w:t>
+              <w:t>40</w:t>
             </w:r>
             <w:r>
               <w:rPr>
@@ -1527,10 +1530,10 @@
               <w:noProof/>
               <w:sz w:val="24"/>
               <w:szCs w:val="24"/>
-              <w:lang w:eastAsia="es-CO"/>
+              <w:lang w:eastAsia="es-MX"/>
             </w:rPr>
           </w:pPr>
-          <w:hyperlink w:anchor="_Toc241507325" w:history="1">
+          <w:hyperlink w:anchor="_Toc243572246" w:history="1">
             <w:r>
               <w:rPr>
                 <w:rStyle w:val="Hipervnculo"/>
@@ -1573,7 +1576,7 @@
                 <w:noProof/>
                 <w:webHidden/>
               </w:rPr>
-              <w:instrText xml:space="preserve"> PAGEREF _Toc241507325 \h </w:instrText>
+              <w:instrText xml:space="preserve"> PAGEREF _Toc243572246 \h </w:instrText>
             </w:r>
             <w:r>
               <w:rPr>
@@ -1593,7 +1596,7 @@
                 <w:noProof/>
                 <w:webHidden/>
               </w:rPr>
-              <w:t>60</w:t>
+              <w:t>59</w:t>
             </w:r>
             <w:r>
               <w:rPr>
@@ -1615,10 +1618,10 @@
               <w:noProof/>
               <w:sz w:val="24"/>
               <w:szCs w:val="24"/>
-              <w:lang w:eastAsia="es-CO"/>
+              <w:lang w:eastAsia="es-MX"/>
             </w:rPr>
           </w:pPr>
-          <w:hyperlink w:anchor="_Toc241507326" w:history="1">
+          <w:hyperlink w:anchor="_Toc243572247" w:history="1">
             <w:r>
               <w:rPr>
                 <w:rStyle w:val="Hipervnculo"/>
@@ -1661,7 +1664,7 @@
                 <w:noProof/>
                 <w:webHidden/>
               </w:rPr>
-              <w:instrText xml:space="preserve"> PAGEREF _Toc241507326 \h </w:instrText>
+              <w:instrText xml:space="preserve"> PAGEREF _Toc243572247 \h </w:instrText>
             </w:r>
             <w:r>
               <w:rPr>
@@ -1681,7 +1684,7 @@
                 <w:noProof/>
                 <w:webHidden/>
               </w:rPr>
-              <w:t>62</w:t>
+              <w:t>61</w:t>
             </w:r>
             <w:r>
               <w:rPr>
@@ -1703,10 +1706,10 @@
               <w:noProof/>
               <w:sz w:val="24"/>
               <w:szCs w:val="24"/>
-              <w:lang w:eastAsia="es-CO"/>
+              <w:lang w:eastAsia="es-MX"/>
             </w:rPr>
           </w:pPr>
-          <w:hyperlink w:anchor="_Toc241507327" w:history="1">
+          <w:hyperlink w:anchor="_Toc243572248" w:history="1">
             <w:r>
               <w:rPr>
                 <w:rStyle w:val="Hipervnculo"/>
@@ -1733,7 +1736,7 @@
                 <w:noProof/>
                 <w:webHidden/>
               </w:rPr>
-              <w:instrText xml:space="preserve"> PAGEREF _Toc241507327 \h </w:instrText>
+              <w:instrText xml:space="preserve"> PAGEREF _Toc243572248 \h </w:instrText>
             </w:r>
             <w:r>
               <w:rPr>
@@ -1753,7 +1756,7 @@
                 <w:noProof/>
                 <w:webHidden/>
               </w:rPr>
-              <w:t>68</w:t>
+              <w:t>67</w:t>
             </w:r>
             <w:r>
               <w:rPr>
@@ -1775,10 +1778,10 @@
               <w:noProof/>
               <w:sz w:val="24"/>
               <w:szCs w:val="24"/>
-              <w:lang w:eastAsia="es-CO"/>
+              <w:lang w:eastAsia="es-MX"/>
             </w:rPr>
           </w:pPr>
-          <w:hyperlink w:anchor="_Toc241507328" w:history="1">
+          <w:hyperlink w:anchor="_Toc243572249" w:history="1">
             <w:r>
               <w:rPr>
                 <w:rStyle w:val="Hipervnculo"/>
@@ -1805,7 +1808,7 @@
                 <w:noProof/>
                 <w:webHidden/>
               </w:rPr>
-              <w:instrText xml:space="preserve"> PAGEREF _Toc241507328 \h </w:instrText>
+              <w:instrText xml:space="preserve"> PAGEREF _Toc243572249 \h </w:instrText>
             </w:r>
             <w:r>
               <w:rPr>
@@ -1825,7 +1828,7 @@
                 <w:noProof/>
                 <w:webHidden/>
               </w:rPr>
-              <w:t>70</w:t>
+              <w:t>69</w:t>
             </w:r>
             <w:r>
               <w:rPr>
@@ -1847,10 +1850,10 @@
               <w:noProof/>
               <w:sz w:val="24"/>
               <w:szCs w:val="24"/>
-              <w:lang w:eastAsia="es-CO"/>
+              <w:lang w:eastAsia="es-MX"/>
             </w:rPr>
           </w:pPr>
-          <w:hyperlink w:anchor="_Toc241507329" w:history="1">
+          <w:hyperlink w:anchor="_Toc243572250" w:history="1">
             <w:r>
               <w:rPr>
                 <w:rStyle w:val="Hipervnculo"/>
@@ -1877,7 +1880,7 @@
                 <w:noProof/>
                 <w:webHidden/>
               </w:rPr>
-              <w:instrText xml:space="preserve"> PAGEREF _Toc241507329 \h </w:instrText>
+              <w:instrText xml:space="preserve"> PAGEREF _Toc243572250 \h </w:instrText>
             </w:r>
             <w:r>
               <w:rPr>
@@ -1897,7 +1900,7 @@
                 <w:noProof/>
                 <w:webHidden/>
               </w:rPr>
-              <w:t>71</w:t>
+              <w:t>70</w:t>
             </w:r>
             <w:r>
               <w:rPr>
@@ -1919,10 +1922,10 @@
               <w:noProof/>
               <w:sz w:val="24"/>
               <w:szCs w:val="24"/>
-              <w:lang w:eastAsia="es-CO"/>
+              <w:lang w:eastAsia="es-MX"/>
             </w:rPr>
           </w:pPr>
-          <w:hyperlink w:anchor="_Toc241507330" w:history="1">
+          <w:hyperlink w:anchor="_Toc243572251" w:history="1">
             <w:r>
               <w:rPr>
                 <w:rStyle w:val="Hipervnculo"/>
@@ -1949,7 +1952,7 @@
                 <w:noProof/>
                 <w:webHidden/>
               </w:rPr>
-              <w:instrText xml:space="preserve"> PAGEREF _Toc241507330 \h </w:instrText>
+              <w:instrText xml:space="preserve"> PAGEREF _Toc243572251 \h </w:instrText>
             </w:r>
             <w:r>
               <w:rPr>
@@ -1969,7 +1972,7 @@
                 <w:noProof/>
                 <w:webHidden/>
               </w:rPr>
-              <w:t>72</w:t>
+              <w:t>71</w:t>
             </w:r>
             <w:r>
               <w:rPr>
@@ -1997,7 +2000,7 @@
       <w:pPr>
         <w:pStyle w:val="Titulosgenerales"/>
       </w:pPr>
-      <w:bookmarkStart w:id="0" w:name="_Toc241507314"/>
+      <w:bookmarkStart w:id="0" w:name="_Toc243572235"/>
       <w:r>
         <w:lastRenderedPageBreak/>
         <w:t>Introducción</w:t>
@@ -2131,7 +2134,7 @@
       <w:pPr>
         <w:pStyle w:val="Ttulo1"/>
       </w:pPr>
-      <w:bookmarkStart w:id="1" w:name="_Toc241507315"/>
+      <w:bookmarkStart w:id="1" w:name="_Toc243572236"/>
       <w:r>
         <w:rPr>
           <w:rStyle w:val="Extranjerismo"/>
@@ -2263,10 +2266,7 @@
     </w:p>
     <w:p>
       <w:r>
-        <w:t>Se detalla</w:t>
-      </w:r>
-      <w:r>
-        <w:t xml:space="preserve"> las principales condiciones de uso de este tiempo verbal.</w:t>
+        <w:t>Se detallan las principales condiciones de uso de este tiempo verbal.</w:t>
       </w:r>
     </w:p>
     <w:p>
@@ -2367,10 +2367,10 @@
           <w:lang w:val="en-US" w:eastAsia="es-CO"/>
         </w:rPr>
         <w:drawing>
-          <wp:inline distT="0" distB="0" distL="0" distR="0" wp14:anchorId="379C4B0F" wp14:editId="20F0C66C">
-            <wp:extent cx="4680000" cy="5954400"/>
-            <wp:effectExtent l="0" t="0" r="6350" b="8255"/>
-            <wp:docPr id="6" name="Imagen 6" descr="Cuadro de diálogo, estructura “sujeto + verbo + complemento” en inglés y español. En la parte superior aparece el título bilingüe “Subject + verb + complement / Sujeto + verbo + complemento”. Debajo, dos personajes ilustrados conversan mediante globos de diálogo. Una persona pregunta qué es esta estructura gramatical y otra responde que es una forma de organizar oraciones donde el sujeto realiza la acción, el verbo la expresa y el complemento aporta información adicional. Luego se pregunta por su importancia y se explica que permite construir mensajes claros y coherentes en ambos idiomas."/>
+          <wp:inline distT="0" distB="0" distL="0" distR="0" wp14:anchorId="0DB2C4F2" wp14:editId="6F2DCD4A">
+            <wp:extent cx="4680000" cy="3437726"/>
+            <wp:effectExtent l="0" t="0" r="0" b="4445"/>
+            <wp:docPr id="832902686" name="Imagen 5" descr="Cuadro de diálogo, estructura “sujeto + verbo + complemento” en inglés y español. En la parte superior aparece el título bilingüe “Subject + verb + complement / Sujeto + verbo + complemento”. Debajo, dos personajes ilustrados conversan mediante globos de diálogo. Una persona pregunta qué es esta estructura gramatical y otra responde que es una forma de organizar oraciones donde el sujeto realiza la acción, el verbo la expresa y el complemento aporta información adicional. Luego se pregunta por su importancia y se explica que permite construir mensajes claros y coherentes en ambos idiomas."/>
             <wp:cNvGraphicFramePr>
               <a:graphicFrameLocks xmlns:a="http://schemas.openxmlformats.org/drawingml/2006/main" noChangeAspect="1"/>
             </wp:cNvGraphicFramePr>
@@ -2378,11 +2378,11 @@
               <a:graphicData uri="http://schemas.openxmlformats.org/drawingml/2006/picture">
                 <pic:pic xmlns:pic="http://schemas.openxmlformats.org/drawingml/2006/picture">
                   <pic:nvPicPr>
-                    <pic:cNvPr id="6" name="Imagen 6" descr="Cuadro de diálogo, estructura “sujeto + verbo + complemento” en inglés y español. En la parte superior aparece el título bilingüe “Subject + verb + complement / Sujeto + verbo + complemento”. Debajo, dos personajes ilustrados conversan mediante globos de diálogo. Una persona pregunta qué es esta estructura gramatical y otra responde que es una forma de organizar oraciones donde el sujeto realiza la acción, el verbo la expresa y el complemento aporta información adicional. Luego se pregunta por su importancia y se explica que permite construir mensajes claros y coherentes en ambos idiomas."/>
+                    <pic:cNvPr id="832902686" name="Imagen 5" descr="Cuadro de diálogo, estructura “sujeto + verbo + complemento” en inglés y español. En la parte superior aparece el título bilingüe “Subject + verb + complement / Sujeto + verbo + complemento”. Debajo, dos personajes ilustrados conversan mediante globos de diálogo. Una persona pregunta qué es esta estructura gramatical y otra responde que es una forma de organizar oraciones donde el sujeto realiza la acción, el verbo la expresa y el complemento aporta información adicional. Luego se pregunta por su importancia y se explica que permite construir mensajes claros y coherentes en ambos idiomas."/>
                     <pic:cNvPicPr/>
                   </pic:nvPicPr>
                   <pic:blipFill>
-                    <a:blip r:embed="rId12">
+                    <a:blip r:embed="rId12" cstate="print">
                       <a:extLst>
                         <a:ext uri="{28A0092B-C50C-407E-A947-70E740481C1C}">
                           <a14:useLocalDpi xmlns:a14="http://schemas.microsoft.com/office/drawing/2010/main" val="0"/>
@@ -2396,7 +2396,7 @@
                   <pic:spPr>
                     <a:xfrm>
                       <a:off x="0" y="0"/>
-                      <a:ext cx="4680000" cy="5954400"/>
+                      <a:ext cx="4680000" cy="3437726"/>
                     </a:xfrm>
                     <a:prstGeom prst="rect">
                       <a:avLst/>
@@ -3311,10 +3311,10 @@
           <w:noProof/>
         </w:rPr>
         <w:drawing>
-          <wp:inline distT="0" distB="0" distL="0" distR="0" wp14:anchorId="4BE2BF31" wp14:editId="035C63D0">
-            <wp:extent cx="4680000" cy="4806000"/>
-            <wp:effectExtent l="0" t="0" r="6350" b="0"/>
-            <wp:docPr id="4" name="Imagen 4" descr="Cuadro de diálogo, que muestra dos interlocutores teniendo una conversación con estructura de Negative statements."/>
+          <wp:inline distT="0" distB="0" distL="0" distR="0" wp14:anchorId="4F15A873" wp14:editId="6E2FA2A5">
+            <wp:extent cx="4680000" cy="4806798"/>
+            <wp:effectExtent l="0" t="0" r="0" b="0"/>
+            <wp:docPr id="1410517898" name="Imagen 4" descr="Diálogo entre dos interlocutores sobre la estructura de las oraciones negativas en presente simple. Uno pregunta cuál es la estructura de la oración negativa y el otro responde: sujeto + verbo auxiliar + negación + verbo + complemento."/>
             <wp:cNvGraphicFramePr>
               <a:graphicFrameLocks xmlns:a="http://schemas.openxmlformats.org/drawingml/2006/main" noChangeAspect="1"/>
             </wp:cNvGraphicFramePr>
@@ -3322,7 +3322,7 @@
               <a:graphicData uri="http://schemas.openxmlformats.org/drawingml/2006/picture">
                 <pic:pic xmlns:pic="http://schemas.openxmlformats.org/drawingml/2006/picture">
                   <pic:nvPicPr>
-                    <pic:cNvPr id="4" name="Imagen 4" descr="Cuadro de diálogo, que muestra dos interlocutores teniendo una conversación con estructura de Negative statements."/>
+                    <pic:cNvPr id="1410517898" name="Imagen 4" descr="Diálogo entre dos interlocutores sobre la estructura de las oraciones negativas en presente simple. Uno pregunta cuál es la estructura de la oración negativa y el otro responde: sujeto + verbo auxiliar + negación + verbo + complemento."/>
                     <pic:cNvPicPr/>
                   </pic:nvPicPr>
                   <pic:blipFill>
@@ -3340,7 +3340,7 @@
                   <pic:spPr>
                     <a:xfrm>
                       <a:off x="0" y="0"/>
-                      <a:ext cx="4680000" cy="4806000"/>
+                      <a:ext cx="4680000" cy="4806798"/>
                     </a:xfrm>
                     <a:prstGeom prst="rect">
                       <a:avLst/>
@@ -6446,7 +6446,7 @@
       <w:pPr>
         <w:pStyle w:val="Ttulo1"/>
       </w:pPr>
-      <w:bookmarkStart w:id="2" w:name="_Toc241507316"/>
+      <w:bookmarkStart w:id="2" w:name="_Toc243572237"/>
       <w:r>
         <w:rPr>
           <w:rStyle w:val="Extranjerismo"/>
@@ -6485,7 +6485,7 @@
       <w:pPr>
         <w:pStyle w:val="Ttulo2"/>
       </w:pPr>
-      <w:bookmarkStart w:id="3" w:name="_Toc241507317"/>
+      <w:bookmarkStart w:id="3" w:name="_Toc243572238"/>
       <w:r>
         <w:rPr>
           <w:rStyle w:val="Extranjerismo"/>
@@ -6820,12 +6820,51 @@
         <w:rPr>
           <w:rStyle w:val="Extranjerismo"/>
         </w:rPr>
-        <w:t>They must meet a minimum of 95% of the requirements defined in Standard NTSH006, range 349 - 337 points and the current legal requirements.</w:t>
-      </w:r>
-    </w:p>
-    <w:p>
-      <w:r>
-        <w:t>Deberán cumplir mínimo con el 95 % de los requisitos definidos en la norma NTSH006, Rango 349 - 337 puntos y los requisitos legales vigentes.</w:t>
+        <w:t xml:space="preserve">They must meet a minimum of 95% of the requirements defined in Standard NTSH006, </w:t>
+      </w:r>
+      <w:r>
+        <w:rPr>
+          <w:rStyle w:val="Extranjerismo"/>
+        </w:rPr>
+        <w:t xml:space="preserve">range </w:t>
+      </w:r>
+      <w:r>
+        <w:rPr>
+          <w:rStyle w:val="Extranjerismo"/>
+        </w:rPr>
+        <w:t xml:space="preserve">337 </w:t>
+      </w:r>
+      <w:r>
+        <w:rPr>
+          <w:rStyle w:val="Extranjerismo"/>
+        </w:rPr>
+        <w:t xml:space="preserve">- </w:t>
+      </w:r>
+      <w:r>
+        <w:rPr>
+          <w:rStyle w:val="Extranjerismo"/>
+        </w:rPr>
+        <w:t>349</w:t>
+      </w:r>
+      <w:r>
+        <w:rPr>
+          <w:rStyle w:val="Extranjerismo"/>
+        </w:rPr>
+        <w:t xml:space="preserve"> points and the current legal requirements.</w:t>
+      </w:r>
+    </w:p>
+    <w:p>
+      <w:r>
+        <w:t xml:space="preserve">Deberán cumplir mínimo con el 95 % de los requisitos definidos en la norma NTSH006, Rango </w:t>
+      </w:r>
+      <w:r>
+        <w:t xml:space="preserve">337 </w:t>
+      </w:r>
+      <w:r>
+        <w:t xml:space="preserve">- </w:t>
+      </w:r>
+      <w:r>
+        <w:t>349 puntos y los requisitos legales vigentes.</w:t>
       </w:r>
     </w:p>
     <w:p>
@@ -8370,7 +8409,7 @@
       <w:pPr>
         <w:pStyle w:val="Ttulo2"/>
       </w:pPr>
-      <w:bookmarkStart w:id="4" w:name="_Toc241507318"/>
+      <w:bookmarkStart w:id="4" w:name="_Toc243572239"/>
       <w:r>
         <w:rPr>
           <w:rStyle w:val="Extranjerismo"/>
@@ -8922,7 +8961,7 @@
           <w:b/>
           <w:bCs/>
         </w:rPr>
-        <w:t>Expensive</w:t>
+        <w:t>Adjectives</w:t>
       </w:r>
     </w:p>
     <w:p>
@@ -9172,7 +9211,7 @@
           <w:b/>
           <w:bCs/>
         </w:rPr>
-        <w:t>Caro</w:t>
+        <w:t>Adjetivos</w:t>
       </w:r>
     </w:p>
     <w:p>
@@ -9311,7 +9350,7 @@
       <w:pPr>
         <w:pStyle w:val="Ttulo2"/>
       </w:pPr>
-      <w:bookmarkStart w:id="5" w:name="_Toc241507319"/>
+      <w:bookmarkStart w:id="5" w:name="_Toc243572240"/>
       <w:r>
         <w:rPr>
           <w:rStyle w:val="Extranjerismo"/>
@@ -10209,7 +10248,7 @@
       <w:pPr>
         <w:pStyle w:val="Ttulo2"/>
       </w:pPr>
-      <w:bookmarkStart w:id="6" w:name="_Toc241507320"/>
+      <w:bookmarkStart w:id="6" w:name="_Toc243572241"/>
       <w:r>
         <w:rPr>
           <w:rStyle w:val="Extranjerismo"/>
@@ -10893,15 +10932,7 @@
           <w:b/>
           <w:bCs/>
         </w:rPr>
-        <w:t xml:space="preserve">Types of </w:t>
-      </w:r>
-      <w:r>
-        <w:rPr>
-          <w:rStyle w:val="Extranjerismo"/>
-          <w:b/>
-          <w:bCs/>
-        </w:rPr>
-        <w:t>holidays</w:t>
+        <w:t>Types of holiday</w:t>
       </w:r>
       <w:r>
         <w:rPr>
@@ -11319,6 +11350,11 @@
       <w:pPr>
         <w:pStyle w:val="Prrafodelista"/>
         <w:ind w:left="1429" w:firstLine="347"/>
+        <w:rPr>
+          <w:rStyle w:val="Extranjerismo"/>
+          <w:spacing w:val="0"/>
+          <w:lang w:val="es-CO"/>
+        </w:rPr>
       </w:pPr>
       <w:r>
         <w:t>Alquiler de equipos.</w:t>
@@ -11332,273 +11368,6 @@
           <w:numId w:val="38"/>
         </w:numPr>
         <w:rPr>
-          <w:b/>
-          <w:bCs/>
-          <w:spacing w:val="20"/>
-          <w:lang w:val="en-US"/>
-        </w:rPr>
-      </w:pPr>
-      <w:r>
-        <w:rPr>
-          <w:rStyle w:val="Extranjerismo"/>
-          <w:b/>
-          <w:bCs/>
-        </w:rPr>
-        <w:t>Accommodation</w:t>
-      </w:r>
-      <w:r>
-        <w:rPr>
-          <w:rStyle w:val="Extranjerismo"/>
-          <w:b/>
-          <w:bCs/>
-        </w:rPr>
-        <w:t xml:space="preserve"> /</w:t>
-      </w:r>
-      <w:r>
-        <w:rPr>
-          <w:b/>
-          <w:bCs/>
-        </w:rPr>
-        <w:t>Alojamiento</w:t>
-      </w:r>
-    </w:p>
-    <w:p>
-      <w:pPr>
-        <w:pStyle w:val="Prrafodelista"/>
-        <w:numPr>
-          <w:ilvl w:val="0"/>
-          <w:numId w:val="24"/>
-        </w:numPr>
-        <w:rPr>
-          <w:rStyle w:val="Extranjerismo"/>
-        </w:rPr>
-      </w:pPr>
-      <w:r>
-        <w:rPr>
-          <w:rStyle w:val="Extranjerismo"/>
-        </w:rPr>
-        <w:t>Visa</w:t>
-      </w:r>
-      <w:r>
-        <w:rPr>
-          <w:rStyle w:val="Extranjerismo"/>
-        </w:rPr>
-        <w:t>.</w:t>
-      </w:r>
-    </w:p>
-    <w:p>
-      <w:pPr>
-        <w:pStyle w:val="Prrafodelista"/>
-        <w:ind w:left="1429" w:firstLine="347"/>
-      </w:pPr>
-      <w:r>
-        <w:t>Visa</w:t>
-      </w:r>
-      <w:r>
-        <w:t>.</w:t>
-      </w:r>
-    </w:p>
-    <w:p>
-      <w:pPr>
-        <w:pStyle w:val="Prrafodelista"/>
-        <w:numPr>
-          <w:ilvl w:val="0"/>
-          <w:numId w:val="24"/>
-        </w:numPr>
-        <w:rPr>
-          <w:rStyle w:val="Extranjerismo"/>
-        </w:rPr>
-      </w:pPr>
-      <w:r>
-        <w:rPr>
-          <w:rStyle w:val="Extranjerismo"/>
-        </w:rPr>
-        <w:t>All-inclusive</w:t>
-      </w:r>
-      <w:r>
-        <w:rPr>
-          <w:rStyle w:val="Extranjerismo"/>
-        </w:rPr>
-        <w:t>.</w:t>
-      </w:r>
-    </w:p>
-    <w:p>
-      <w:pPr>
-        <w:pStyle w:val="Prrafodelista"/>
-        <w:ind w:left="1429" w:firstLine="347"/>
-      </w:pPr>
-      <w:r>
-        <w:t>Todo incluido.</w:t>
-      </w:r>
-    </w:p>
-    <w:p>
-      <w:pPr>
-        <w:pStyle w:val="Prrafodelista"/>
-        <w:numPr>
-          <w:ilvl w:val="0"/>
-          <w:numId w:val="24"/>
-        </w:numPr>
-        <w:rPr>
-          <w:rStyle w:val="Extranjerismo"/>
-        </w:rPr>
-      </w:pPr>
-      <w:r>
-        <w:rPr>
-          <w:rStyle w:val="Extranjerismo"/>
-        </w:rPr>
-        <w:t>Insurance</w:t>
-      </w:r>
-      <w:r>
-        <w:rPr>
-          <w:rStyle w:val="Extranjerismo"/>
-        </w:rPr>
-        <w:t>.</w:t>
-      </w:r>
-    </w:p>
-    <w:p>
-      <w:pPr>
-        <w:pStyle w:val="Prrafodelista"/>
-        <w:ind w:left="1429" w:firstLine="347"/>
-        <w:rPr>
-          <w:rStyle w:val="Extranjerismo"/>
-        </w:rPr>
-      </w:pPr>
-      <w:r>
-        <w:t>Seguro</w:t>
-      </w:r>
-      <w:r>
-        <w:rPr>
-          <w:rStyle w:val="Extranjerismo"/>
-        </w:rPr>
-        <w:t>.</w:t>
-      </w:r>
-    </w:p>
-    <w:p>
-      <w:pPr>
-        <w:pStyle w:val="Prrafodelista"/>
-        <w:numPr>
-          <w:ilvl w:val="0"/>
-          <w:numId w:val="24"/>
-        </w:numPr>
-        <w:rPr>
-          <w:rStyle w:val="Extranjerismo"/>
-        </w:rPr>
-      </w:pPr>
-      <w:r>
-        <w:rPr>
-          <w:rStyle w:val="Extranjerismo"/>
-        </w:rPr>
-        <w:t>Foreign exchange</w:t>
-      </w:r>
-      <w:r>
-        <w:rPr>
-          <w:rStyle w:val="Extranjerismo"/>
-        </w:rPr>
-        <w:t>.</w:t>
-      </w:r>
-    </w:p>
-    <w:p>
-      <w:pPr>
-        <w:pStyle w:val="Prrafodelista"/>
-        <w:ind w:left="1429" w:firstLine="347"/>
-        <w:rPr>
-          <w:rStyle w:val="Extranjerismo"/>
-        </w:rPr>
-      </w:pPr>
-      <w:r>
-        <w:t>Cambio de moneda</w:t>
-      </w:r>
-      <w:r>
-        <w:rPr>
-          <w:rStyle w:val="Extranjerismo"/>
-        </w:rPr>
-        <w:t>.</w:t>
-      </w:r>
-    </w:p>
-    <w:p>
-      <w:pPr>
-        <w:pStyle w:val="Prrafodelista"/>
-        <w:numPr>
-          <w:ilvl w:val="0"/>
-          <w:numId w:val="24"/>
-        </w:numPr>
-        <w:rPr>
-          <w:rStyle w:val="Extranjerismo"/>
-        </w:rPr>
-      </w:pPr>
-      <w:r>
-        <w:rPr>
-          <w:rStyle w:val="Extranjerismo"/>
-        </w:rPr>
-        <w:lastRenderedPageBreak/>
-        <w:t>Transfer</w:t>
-      </w:r>
-      <w:r>
-        <w:rPr>
-          <w:rStyle w:val="Extranjerismo"/>
-        </w:rPr>
-        <w:t>.</w:t>
-      </w:r>
-    </w:p>
-    <w:p>
-      <w:pPr>
-        <w:pStyle w:val="Prrafodelista"/>
-        <w:ind w:left="1429" w:firstLine="347"/>
-      </w:pPr>
-      <w:r>
-        <w:t>Transferir.</w:t>
-      </w:r>
-    </w:p>
-    <w:p>
-      <w:pPr>
-        <w:pStyle w:val="Prrafodelista"/>
-        <w:numPr>
-          <w:ilvl w:val="0"/>
-          <w:numId w:val="24"/>
-        </w:numPr>
-        <w:rPr>
-          <w:rStyle w:val="Extranjerismo"/>
-        </w:rPr>
-      </w:pPr>
-      <w:r>
-        <w:rPr>
-          <w:rStyle w:val="Extranjerismo"/>
-        </w:rPr>
-        <w:t>Equipment hires</w:t>
-      </w:r>
-      <w:r>
-        <w:rPr>
-          <w:rStyle w:val="Extranjerismo"/>
-        </w:rPr>
-        <w:t>.</w:t>
-      </w:r>
-    </w:p>
-    <w:p>
-      <w:pPr>
-        <w:pStyle w:val="Prrafodelista"/>
-        <w:ind w:left="1429" w:firstLine="347"/>
-        <w:rPr>
-          <w:rStyle w:val="Extranjerismo"/>
-        </w:rPr>
-      </w:pPr>
-      <w:r>
-        <w:t>Alquiler de equipos</w:t>
-      </w:r>
-      <w:r>
-        <w:rPr>
-          <w:rStyle w:val="Extranjerismo"/>
-        </w:rPr>
-        <w:t>.</w:t>
-      </w:r>
-    </w:p>
-    <w:p>
-      <w:pPr>
-        <w:pStyle w:val="Prrafodelista"/>
-        <w:numPr>
-          <w:ilvl w:val="0"/>
-          <w:numId w:val="38"/>
-        </w:numPr>
-        <w:rPr>
           <w:rStyle w:val="Extranjerismo"/>
         </w:rPr>
       </w:pPr>
@@ -11732,11 +11501,12 @@
       <w:pPr>
         <w:pStyle w:val="Ttulo2"/>
       </w:pPr>
-      <w:bookmarkStart w:id="7" w:name="_Toc241507321"/>
-      <w:r>
-        <w:rPr>
-          <w:rStyle w:val="Extranjerismo"/>
-        </w:rPr>
+      <w:bookmarkStart w:id="7" w:name="_Toc243572242"/>
+      <w:r>
+        <w:rPr>
+          <w:rStyle w:val="Extranjerismo"/>
+        </w:rPr>
+        <w:lastRenderedPageBreak/>
         <w:t>Geographical locations</w:t>
       </w:r>
       <w:r>
@@ -11861,40 +11631,40 @@
         <w:rPr>
           <w:rStyle w:val="Extranjerismo"/>
         </w:rPr>
+        <w:t>Each region offers its own activities</w:t>
+      </w:r>
+      <w:r>
+        <w:rPr>
+          <w:rStyle w:val="Extranjerismo"/>
+        </w:rPr>
+        <w:t>;</w:t>
+      </w:r>
+      <w:r>
+        <w:rPr>
+          <w:rStyle w:val="Extranjerismo"/>
+        </w:rPr>
+        <w:t xml:space="preserve"> it is important to know the highlights of each of them.</w:t>
+      </w:r>
+    </w:p>
+    <w:p>
+      <w:r>
+        <w:t>La ubicación geográfica es la identificación de un lugar específico del planeta, mediante el uso de diversas herramientas como mapas, brújulas, coordenadas o sistemas de geolocalización.</w:t>
+      </w:r>
+    </w:p>
+    <w:p>
+      <w:r>
+        <w:t>En el servicio de alojamiento, es importante tener conocimiento de la ubicación del establecimiento y los lugares específicos</w:t>
+      </w:r>
+      <w:r>
+        <w:t xml:space="preserve"> a los</w:t>
+      </w:r>
+      <w:r>
+        <w:t xml:space="preserve"> que los huéspedes pueden necesitar acceder. Por lo tanto, es importante tenerlo presente y orientarlos en caso de ser requerido.</w:t>
+      </w:r>
+    </w:p>
+    <w:p>
+      <w:r>
         <w:lastRenderedPageBreak/>
-        <w:t>Each region offers its own activities</w:t>
-      </w:r>
-      <w:r>
-        <w:rPr>
-          <w:rStyle w:val="Extranjerismo"/>
-        </w:rPr>
-        <w:t>;</w:t>
-      </w:r>
-      <w:r>
-        <w:rPr>
-          <w:rStyle w:val="Extranjerismo"/>
-        </w:rPr>
-        <w:t xml:space="preserve"> it is important to know the highlights of each of them.</w:t>
-      </w:r>
-    </w:p>
-    <w:p>
-      <w:r>
-        <w:t>La ubicación geográfica es la identificación de un lugar específico del planeta, mediante el uso de diversas herramientas como mapas, brújulas, coordenadas o sistemas de geolocalización.</w:t>
-      </w:r>
-    </w:p>
-    <w:p>
-      <w:r>
-        <w:t>En el servicio de alojamiento, es importante tener conocimiento de la ubicación del establecimiento y los lugares específicos</w:t>
-      </w:r>
-      <w:r>
-        <w:t xml:space="preserve"> a los</w:t>
-      </w:r>
-      <w:r>
-        <w:t xml:space="preserve"> que los huéspedes pueden necesitar acceder. Por lo tanto, es importante tenerlo presente y orientarlos en caso de ser requerido.</w:t>
-      </w:r>
-    </w:p>
-    <w:p>
-      <w:r>
         <w:t>Colombia es una tierra diversa</w:t>
       </w:r>
       <w:r>
@@ -12029,8 +11799,48 @@
         <w:rPr>
           <w:rStyle w:val="Extranjerismo"/>
         </w:rPr>
-        <w:t>ars / restaurants / takeaways / local specialties</w:t>
-      </w:r>
+        <w:t xml:space="preserve">ars / restaurants / takeaways / </w:t>
+      </w:r>
+      <w:r>
+        <w:rPr>
+          <w:rStyle w:val="Extranjerismo"/>
+        </w:rPr>
+        <w:t>local spec</w:t>
+      </w:r>
+      <w:r>
+        <w:rPr>
+          <w:rStyle w:val="Prrafodelista"/>
+          <w:rFonts w:ascii="Arial" w:hAnsi="Arial" w:cs="Arial"/>
+          <w:color w:val="000000"/>
+          <w:sz w:val="20"/>
+          <w:szCs w:val="20"/>
+        </w:rPr>
+        <w:t xml:space="preserve"> </w:t>
+      </w:r>
+      <w:r>
+        <w:rPr>
+          <w:rStyle w:val="normaltextrun"/>
+          <w:rFonts w:ascii="Arial" w:hAnsi="Arial" w:cs="Arial"/>
+          <w:color w:val="000000"/>
+          <w:sz w:val="20"/>
+          <w:szCs w:val="20"/>
+        </w:rPr>
+        <w:t>Servicios complementarios</w:t>
+      </w:r>
+      <w:r>
+        <w:rPr>
+          <w:rStyle w:val="Extranjerismo"/>
+        </w:rPr>
+        <w:t xml:space="preserve"> </w:t>
+      </w:r>
+      <w:proofErr w:type="spellStart"/>
+      <w:r>
+        <w:rPr>
+          <w:rStyle w:val="Extranjerismo"/>
+        </w:rPr>
+        <w:t>ialities</w:t>
+      </w:r>
+      <w:proofErr w:type="spellEnd"/>
       <w:r>
         <w:rPr>
           <w:rStyle w:val="Extranjerismo"/>
@@ -12063,7 +11873,6 @@
           <w:b/>
           <w:bCs/>
         </w:rPr>
-        <w:lastRenderedPageBreak/>
         <w:t>Comidas y bebidas</w:t>
       </w:r>
       <w:r>
@@ -12212,6 +12021,7 @@
         <w:rPr>
           <w:rStyle w:val="Extranjerismo"/>
         </w:rPr>
+        <w:lastRenderedPageBreak/>
         <w:t>D</w:t>
       </w:r>
       <w:r>
@@ -12449,7 +12259,6 @@
           <w:b/>
           <w:bCs/>
         </w:rPr>
-        <w:lastRenderedPageBreak/>
         <w:t>Desplazamiento servicios</w:t>
       </w:r>
       <w:r>
@@ -12494,7 +12303,7 @@
       <w:pPr>
         <w:pStyle w:val="Ttulo1"/>
       </w:pPr>
-      <w:bookmarkStart w:id="8" w:name="_Toc241507322"/>
+      <w:bookmarkStart w:id="8" w:name="_Toc243572243"/>
       <w:r>
         <w:rPr>
           <w:rStyle w:val="Extranjerismo"/>
@@ -13732,7 +13541,7 @@
       <w:pPr>
         <w:pStyle w:val="Ttulo1"/>
       </w:pPr>
-      <w:bookmarkStart w:id="9" w:name="_Toc241507323"/>
+      <w:bookmarkStart w:id="9" w:name="_Toc243572244"/>
       <w:r>
         <w:rPr>
           <w:rStyle w:val="Extranjerismo"/>
@@ -13828,10 +13637,10 @@
           <w:lang w:eastAsia="es-CO"/>
         </w:rPr>
         <w:drawing>
-          <wp:inline distT="0" distB="0" distL="0" distR="0" wp14:anchorId="3CE791C8" wp14:editId="60E85996">
-            <wp:extent cx="4680000" cy="1807200"/>
-            <wp:effectExtent l="0" t="0" r="6350" b="3175"/>
-            <wp:docPr id="1" name="Imagen 1" descr="Organigrama de un hotel. En la parte superior se encuentra el “Gerente general”. Debajo se dividen cinco áreas principales: “Gerente de recepción”, “Ama de llaves”, “Gerente de A&amp;B”, “Contralora” y “Mantenimiento”.&#10;El área de recepción incluye “Auditor nocturno”, luego “Recepcionista” y finalmente “Botones”.&#10;El área de ama de llaves incluye “Supervisor de piso” con “Camareras”, y “Supervisor de lavandería” con “Personal de lavandería”.&#10;El área de alimentos y bebidas incluye “Chef” con “Cocinero” y “Lava platos”; además “Mayordomo” con “Anfitrión” y “Meseros”.&#10;El área administrativa incluye “Cajero general” y debajo “Auxiliar contable”.&#10;El área de mantenimiento incluye “Asistente de mantenimiento”."/>
+          <wp:inline distT="0" distB="0" distL="0" distR="0" wp14:anchorId="600E8CD7" wp14:editId="036253FF">
+            <wp:extent cx="4680000" cy="1806390"/>
+            <wp:effectExtent l="0" t="0" r="0" b="0"/>
+            <wp:docPr id="893453130" name="Imagen 3" descr="Organigrama de un hotel. En la parte superior se encuentra el “Gerente general”. Debajo se dividen cinco áreas principales: “Gerente de recepción”, “Ama de llaves”, “Gerente de A&amp;B”, “Contralora” y “Mantenimiento”.&#10;El área de recepción incluye “Auditor nocturno”, luego “Recepcionista” y finalmente “Botones”.&#10;El área de ama de llaves incluye “Supervisor de piso” con “Camareras”, y “Supervisor de lavandería” con “Personal de lavandería”.&#10;El área de alimentos y bebidas incluye “Chef” con “Cocinero” y “Lava platos”; además “Mayordomo” con “Anfitrión” y “Meseros”.&#10;El área administrativa incluye “Cajero general” y debajo “Auxiliar contable”.&#10;El área de mantenimiento incluye “Asistente de mantenimiento”."/>
             <wp:cNvGraphicFramePr>
               <a:graphicFrameLocks xmlns:a="http://schemas.openxmlformats.org/drawingml/2006/main" noChangeAspect="1"/>
             </wp:cNvGraphicFramePr>
@@ -13839,7 +13648,7 @@
               <a:graphicData uri="http://schemas.openxmlformats.org/drawingml/2006/picture">
                 <pic:pic xmlns:pic="http://schemas.openxmlformats.org/drawingml/2006/picture">
                   <pic:nvPicPr>
-                    <pic:cNvPr id="1" name="Imagen 1" descr="Organigrama de un hotel. En la parte superior se encuentra el “Gerente general”. Debajo se dividen cinco áreas principales: “Gerente de recepción”, “Ama de llaves”, “Gerente de A&amp;B”, “Contralora” y “Mantenimiento”.&#10;El área de recepción incluye “Auditor nocturno”, luego “Recepcionista” y finalmente “Botones”.&#10;El área de ama de llaves incluye “Supervisor de piso” con “Camareras”, y “Supervisor de lavandería” con “Personal de lavandería”.&#10;El área de alimentos y bebidas incluye “Chef” con “Cocinero” y “Lava platos”; además “Mayordomo” con “Anfitrión” y “Meseros”.&#10;El área administrativa incluye “Cajero general” y debajo “Auxiliar contable”.&#10;El área de mantenimiento incluye “Asistente de mantenimiento”."/>
+                    <pic:cNvPr id="893453130" name="Imagen 3" descr="Organigrama de un hotel. En la parte superior se encuentra el “Gerente general”. Debajo se dividen cinco áreas principales: “Gerente de recepción”, “Ama de llaves”, “Gerente de A&amp;B”, “Contralora” y “Mantenimiento”.&#10;El área de recepción incluye “Auditor nocturno”, luego “Recepcionista” y finalmente “Botones”.&#10;El área de ama de llaves incluye “Supervisor de piso” con “Camareras”, y “Supervisor de lavandería” con “Personal de lavandería”.&#10;El área de alimentos y bebidas incluye “Chef” con “Cocinero” y “Lava platos”; además “Mayordomo” con “Anfitrión” y “Meseros”.&#10;El área administrativa incluye “Cajero general” y debajo “Auxiliar contable”.&#10;El área de mantenimiento incluye “Asistente de mantenimiento”."/>
                     <pic:cNvPicPr/>
                   </pic:nvPicPr>
                   <pic:blipFill>
@@ -13857,7 +13666,7 @@
                   <pic:spPr>
                     <a:xfrm>
                       <a:off x="0" y="0"/>
-                      <a:ext cx="4680000" cy="1807200"/>
+                      <a:ext cx="4680000" cy="1806390"/>
                     </a:xfrm>
                     <a:prstGeom prst="rect">
                       <a:avLst/>
@@ -13874,7 +13683,7 @@
       <w:pPr>
         <w:pStyle w:val="Ttulo2"/>
       </w:pPr>
-      <w:bookmarkStart w:id="10" w:name="_Toc241507324"/>
+      <w:bookmarkStart w:id="10" w:name="_Toc243572245"/>
       <w:r>
         <w:rPr>
           <w:rStyle w:val="Extranjerismo"/>
@@ -15857,7 +15666,7 @@
       <w:pPr>
         <w:pStyle w:val="Ttulo2"/>
       </w:pPr>
-      <w:bookmarkStart w:id="11" w:name="_Toc241507325"/>
+      <w:bookmarkStart w:id="11" w:name="_Toc243572246"/>
       <w:r>
         <w:rPr>
           <w:rStyle w:val="Extranjerismo"/>
@@ -16228,7 +16037,7 @@
       <w:pPr>
         <w:pStyle w:val="Ttulo1"/>
       </w:pPr>
-      <w:bookmarkStart w:id="12" w:name="_Toc241507326"/>
+      <w:bookmarkStart w:id="12" w:name="_Toc243572247"/>
       <w:r>
         <w:rPr>
           <w:rStyle w:val="Extranjerismo"/>
@@ -16892,7 +16701,7 @@
           <w:noProof/>
         </w:rPr>
         <w:drawing>
-          <wp:inline distT="0" distB="0" distL="0" distR="0" wp14:anchorId="7B28348B" wp14:editId="6B4F6BD2">
+          <wp:inline distT="0" distB="0" distL="0" distR="0" wp14:anchorId="7B28348B" wp14:editId="6012D91B">
             <wp:extent cx="4680000" cy="2631600"/>
             <wp:effectExtent l="0" t="0" r="6350" b="0"/>
             <wp:docPr id="2" name="Imagen 2">
@@ -17513,7 +17322,7 @@
           <w:u w:val="single"/>
         </w:rPr>
       </w:pPr>
-      <w:bookmarkStart w:id="13" w:name="_Toc241507327"/>
+      <w:bookmarkStart w:id="13" w:name="_Toc243572248"/>
       <w:r>
         <w:lastRenderedPageBreak/>
         <w:t>Síntesis</w:t>
@@ -17725,7 +17534,7 @@
       <w:pPr>
         <w:pStyle w:val="Titulosgenerales"/>
       </w:pPr>
-      <w:bookmarkStart w:id="14" w:name="_Toc241507328"/>
+      <w:bookmarkStart w:id="14" w:name="_Toc243572249"/>
       <w:r>
         <w:lastRenderedPageBreak/>
         <w:t>Glosario</w:t>
@@ -17847,7 +17656,7 @@
       <w:pPr>
         <w:pStyle w:val="Titulosgenerales"/>
       </w:pPr>
-      <w:bookmarkStart w:id="15" w:name="_Toc241507329"/>
+      <w:bookmarkStart w:id="15" w:name="_Toc243572250"/>
       <w:r>
         <w:lastRenderedPageBreak/>
         <w:t>Referencias bibliográficas</w:t>
@@ -18022,7 +17831,7 @@
       <w:pPr>
         <w:pStyle w:val="Titulosgenerales"/>
       </w:pPr>
-      <w:bookmarkStart w:id="16" w:name="_Toc241507330"/>
+      <w:bookmarkStart w:id="16" w:name="_Toc243572251"/>
       <w:r>
         <w:lastRenderedPageBreak/>
         <w:t>Créditos</w:t>
@@ -18673,7 +18482,7 @@
               </w:rPr>
             </w:pPr>
             <w:r>
-              <w:t>Laura Daniela Burgos Rueda</w:t>
+              <w:t>Luis Gabriel Urueta Álvarez</w:t>
             </w:r>
           </w:p>
         </w:tc>
@@ -18689,13 +18498,7 @@
               </w:rPr>
             </w:pPr>
             <w:r>
-              <w:t>Evaluador</w:t>
-            </w:r>
-            <w:r>
-              <w:t>a</w:t>
-            </w:r>
-            <w:r>
-              <w:t xml:space="preserve"> de contenidos inclusivos y accesibles </w:t>
+              <w:t xml:space="preserve">Validador y vinculador de recursos digitales </w:t>
             </w:r>
           </w:p>
         </w:tc>
@@ -18738,64 +18541,7 @@
               </w:rPr>
             </w:pPr>
             <w:r>
-              <w:t>Jonathan Adié Villafañe</w:t>
-            </w:r>
-          </w:p>
-        </w:tc>
-        <w:tc>
-          <w:tcPr>
-            <w:tcW w:w="3261" w:type="dxa"/>
-          </w:tcPr>
-          <w:p>
-            <w:pPr>
-              <w:pStyle w:val="TextoTablas"/>
-              <w:rPr>
-                <w:lang w:val="es-CO"/>
-              </w:rPr>
-            </w:pPr>
-            <w:r>
-              <w:t xml:space="preserve">Validador y vinculador de recursos digitales </w:t>
-            </w:r>
-          </w:p>
-        </w:tc>
-        <w:tc>
-          <w:tcPr>
-            <w:tcW w:w="3969" w:type="dxa"/>
-          </w:tcPr>
-          <w:p>
-            <w:pPr>
-              <w:pStyle w:val="TextoTablas"/>
-              <w:rPr>
-                <w:lang w:val="es-CO"/>
-              </w:rPr>
-            </w:pPr>
-            <w:r>
-              <w:t xml:space="preserve">Centro de Comercio y Servicios </w:t>
-            </w:r>
-            <w:r>
-              <w:t>-</w:t>
-            </w:r>
-            <w:r>
-              <w:t xml:space="preserve"> Regional Atlántico</w:t>
-            </w:r>
-          </w:p>
-        </w:tc>
-      </w:tr>
-      <w:tr>
-        <w:tc>
-          <w:tcPr>
-            <w:tcW w:w="2830" w:type="dxa"/>
-          </w:tcPr>
-          <w:p>
-            <w:pPr>
-              <w:pStyle w:val="TextoTablas"/>
-              <w:rPr>
-                <w:lang w:val="es-CO"/>
-              </w:rPr>
-            </w:pPr>
-            <w:r>
-              <w:lastRenderedPageBreak/>
-              <w:t>Karine Isabel Ospino Fritz</w:t>
+              <w:t>Laura Daniela Burgos Rueda</w:t>
             </w:r>
           </w:p>
         </w:tc>
@@ -18873,7 +18619,7 @@
 </file>
 
 <file path=word/endnotes.xml><?xml version="1.0" encoding="utf-8"?>
-<w:endnotes xmlns:wpc="http://schemas.microsoft.com/office/word/2010/wordprocessingCanvas" xmlns:cx="http://schemas.microsoft.com/office/drawing/2014/chartex" xmlns:cx1="http://schemas.microsoft.com/office/drawing/2015/9/8/chartex" xmlns:cx2="http://schemas.microsoft.com/office/drawing/2015/10/21/chartex" xmlns:cx3="http://schemas.microsoft.com/office/drawing/2016/5/9/chartex" xmlns:cx4="http://schemas.microsoft.com/office/drawing/2016/5/10/chartex" xmlns:cx5="http://schemas.microsoft.com/office/drawing/2016/5/11/chartex" xmlns:cx6="http://schemas.microsoft.com/office/drawing/2016/5/12/chartex" xmlns:cx7="http://schemas.microsoft.com/office/drawing/2016/5/13/chartex" xmlns:cx8="http://schemas.microsoft.com/office/drawing/2016/5/14/chartex" xmlns:mc="http://schemas.openxmlformats.org/markup-compatibility/2006" xmlns:aink="http://schemas.microsoft.com/office/drawing/2016/ink" xmlns:am3d="http://schemas.microsoft.com/office/drawing/2017/model3d" xmlns:o="urn:schemas-microsoft-com:office:office" xmlns:oel="http://schemas.microsoft.com/office/2019/extlst" xmlns:r="http://schemas.openxmlformats.org/officeDocument/2006/relationships" xmlns:m="http://schemas.openxmlformats.org/officeDocument/2006/math" xmlns:v="urn:schemas-microsoft-com:vml" xmlns:wp14="http://schemas.microsoft.com/office/word/2010/wordprocessingDrawing" xmlns:wp="http://schemas.openxmlformats.org/drawingml/2006/wordprocessingDrawing" xmlns:w10="urn:schemas-microsoft-com:office:word" xmlns:w="http://schemas.openxmlformats.org/wordprocessingml/2006/main" xmlns:w14="http://schemas.microsoft.com/office/word/2010/wordml" xmlns:w15="http://schemas.microsoft.com/office/word/2012/wordml" xmlns:w16cex="http://schemas.microsoft.com/office/word/2018/wordml/cex" xmlns:w16cid="http://schemas.microsoft.com/office/word/2016/wordml/cid" xmlns:w16="http://schemas.microsoft.com/office/word/2018/wordml" xmlns:w16du="http://schemas.microsoft.com/office/word/2023/wordml/word16du" xmlns:w16sdtdh="http://schemas.microsoft.com/office/word/2020/wordml/sdtdatahash" xmlns:w16sdtfl="http://schemas.microsoft.com/office/word/2024/wordml/sdtformatlock" xmlns:w16se="http://schemas.microsoft.com/office/word/2015/wordml/symex" xmlns:wpg="http://schemas.microsoft.com/office/word/2010/wordprocessingGroup" xmlns:wpi="http://schemas.microsoft.com/office/word/2010/wordprocessingInk" xmlns:wne="http://schemas.microsoft.com/office/word/2006/wordml" xmlns:wps="http://schemas.microsoft.com/office/word/2010/wordprocessingShape" mc:Ignorable="w14 w15 w16se w16cid w16 w16cex w16sdtdh w16sdtfl w16du wp14">
+<w:endnotes xmlns:wpc="http://schemas.microsoft.com/office/word/2010/wordprocessingCanvas" xmlns:cx="http://schemas.microsoft.com/office/drawing/2014/chartex" xmlns:cx1="http://schemas.microsoft.com/office/drawing/2015/9/8/chartex" xmlns:cx2="http://schemas.microsoft.com/office/drawing/2015/10/21/chartex" xmlns:cx3="http://schemas.microsoft.com/office/drawing/2016/5/9/chartex" xmlns:cx4="http://schemas.microsoft.com/office/drawing/2016/5/10/chartex" xmlns:cx5="http://schemas.microsoft.com/office/drawing/2016/5/11/chartex" xmlns:cx6="http://schemas.microsoft.com/office/drawing/2016/5/12/chartex" xmlns:cx7="http://schemas.microsoft.com/office/drawing/2016/5/13/chartex" xmlns:cx8="http://schemas.microsoft.com/office/drawing/2016/5/14/chartex" xmlns:mc="http://schemas.openxmlformats.org/markup-compatibility/2006" xmlns:m="http://schemas.openxmlformats.org/officeDocument/2006/math" xmlns:aink="http://schemas.microsoft.com/office/drawing/2016/ink" xmlns:am3d="http://schemas.microsoft.com/office/drawing/2017/model3d" xmlns:oel="http://schemas.microsoft.com/office/2019/extlst" xmlns:r="http://schemas.openxmlformats.org/officeDocument/2006/relationships" xmlns:wp14="http://schemas.microsoft.com/office/word/2010/wordprocessingDrawing" xmlns:wp="http://schemas.openxmlformats.org/drawingml/2006/wordprocessingDrawing" xmlns:wpg="http://schemas.microsoft.com/office/word/2010/wordprocessingGroup" xmlns:wpi="http://schemas.microsoft.com/office/word/2010/wordprocessingInk" xmlns:wps="http://schemas.microsoft.com/office/word/2010/wordprocessingShape" xmlns:o="urn:schemas-microsoft-com:office:office" xmlns:v="urn:schemas-microsoft-com:vml" xmlns:w10="urn:schemas-microsoft-com:office:word" xmlns:w="http://schemas.openxmlformats.org/wordprocessingml/2006/main" xmlns:w14="http://schemas.microsoft.com/office/word/2010/wordml" xmlns:w15="http://schemas.microsoft.com/office/word/2012/wordml" xmlns:w16cex="http://schemas.microsoft.com/office/word/2018/wordml/cex" xmlns:w16cid="http://schemas.microsoft.com/office/word/2016/wordml/cid" xmlns:w16="http://schemas.microsoft.com/office/word/2018/wordml" xmlns:w16sdtdh="http://schemas.microsoft.com/office/word/2020/wordml/sdtdatahash" xmlns:w16sdtfl="http://schemas.microsoft.com/office/word/2024/wordml/sdtformatlock" xmlns:w16se="http://schemas.microsoft.com/office/word/2015/wordml/symex" xmlns:w16du="http://schemas.microsoft.com/office/word/2023/wordml/word16du" xmlns:wne="http://schemas.microsoft.com/office/word/2006/wordml" mc:Ignorable="w14 w15 w16se w16cid w16 w16cex w16sdtdh w16sdtfl w16du wp14">
   <w:endnote w:type="separator" w:id="-1">
     <w:p>
       <w:pPr>
@@ -18900,7 +18646,7 @@
 </file>
 
 <file path=word/footer1.xml><?xml version="1.0" encoding="utf-8"?>
-<w:ftr xmlns:wpc="http://schemas.microsoft.com/office/word/2010/wordprocessingCanvas" xmlns:cx="http://schemas.microsoft.com/office/drawing/2014/chartex" xmlns:cx1="http://schemas.microsoft.com/office/drawing/2015/9/8/chartex" xmlns:cx2="http://schemas.microsoft.com/office/drawing/2015/10/21/chartex" xmlns:cx3="http://schemas.microsoft.com/office/drawing/2016/5/9/chartex" xmlns:cx4="http://schemas.microsoft.com/office/drawing/2016/5/10/chartex" xmlns:cx5="http://schemas.microsoft.com/office/drawing/2016/5/11/chartex" xmlns:cx6="http://schemas.microsoft.com/office/drawing/2016/5/12/chartex" xmlns:cx7="http://schemas.microsoft.com/office/drawing/2016/5/13/chartex" xmlns:cx8="http://schemas.microsoft.com/office/drawing/2016/5/14/chartex" xmlns:mc="http://schemas.openxmlformats.org/markup-compatibility/2006" xmlns:aink="http://schemas.microsoft.com/office/drawing/2016/ink" xmlns:am3d="http://schemas.microsoft.com/office/drawing/2017/model3d" xmlns:o="urn:schemas-microsoft-com:office:office" xmlns:oel="http://schemas.microsoft.com/office/2019/extlst" xmlns:r="http://schemas.openxmlformats.org/officeDocument/2006/relationships" xmlns:m="http://schemas.openxmlformats.org/officeDocument/2006/math" xmlns:v="urn:schemas-microsoft-com:vml" xmlns:wp14="http://schemas.microsoft.com/office/word/2010/wordprocessingDrawing" xmlns:wp="http://schemas.openxmlformats.org/drawingml/2006/wordprocessingDrawing" xmlns:w10="urn:schemas-microsoft-com:office:word" xmlns:w="http://schemas.openxmlformats.org/wordprocessingml/2006/main" xmlns:w14="http://schemas.microsoft.com/office/word/2010/wordml" xmlns:w15="http://schemas.microsoft.com/office/word/2012/wordml" xmlns:w16cex="http://schemas.microsoft.com/office/word/2018/wordml/cex" xmlns:w16cid="http://schemas.microsoft.com/office/word/2016/wordml/cid" xmlns:w16="http://schemas.microsoft.com/office/word/2018/wordml" xmlns:w16du="http://schemas.microsoft.com/office/word/2023/wordml/word16du" xmlns:w16sdtdh="http://schemas.microsoft.com/office/word/2020/wordml/sdtdatahash" xmlns:w16sdtfl="http://schemas.microsoft.com/office/word/2024/wordml/sdtformatlock" xmlns:w16se="http://schemas.microsoft.com/office/word/2015/wordml/symex" xmlns:wpg="http://schemas.microsoft.com/office/word/2010/wordprocessingGroup" xmlns:wpi="http://schemas.microsoft.com/office/word/2010/wordprocessingInk" xmlns:wne="http://schemas.microsoft.com/office/word/2006/wordml" xmlns:wps="http://schemas.microsoft.com/office/word/2010/wordprocessingShape" mc:Ignorable="w14 w15 w16se w16cid w16 w16cex w16sdtdh w16sdtfl w16du wp14">
+<w:ftr xmlns:wpc="http://schemas.microsoft.com/office/word/2010/wordprocessingCanvas" xmlns:cx="http://schemas.microsoft.com/office/drawing/2014/chartex" xmlns:cx1="http://schemas.microsoft.com/office/drawing/2015/9/8/chartex" xmlns:cx2="http://schemas.microsoft.com/office/drawing/2015/10/21/chartex" xmlns:cx3="http://schemas.microsoft.com/office/drawing/2016/5/9/chartex" xmlns:cx4="http://schemas.microsoft.com/office/drawing/2016/5/10/chartex" xmlns:cx5="http://schemas.microsoft.com/office/drawing/2016/5/11/chartex" xmlns:cx6="http://schemas.microsoft.com/office/drawing/2016/5/12/chartex" xmlns:cx7="http://schemas.microsoft.com/office/drawing/2016/5/13/chartex" xmlns:cx8="http://schemas.microsoft.com/office/drawing/2016/5/14/chartex" xmlns:mc="http://schemas.openxmlformats.org/markup-compatibility/2006" xmlns:m="http://schemas.openxmlformats.org/officeDocument/2006/math" xmlns:aink="http://schemas.microsoft.com/office/drawing/2016/ink" xmlns:am3d="http://schemas.microsoft.com/office/drawing/2017/model3d" xmlns:oel="http://schemas.microsoft.com/office/2019/extlst" xmlns:r="http://schemas.openxmlformats.org/officeDocument/2006/relationships" xmlns:wp14="http://schemas.microsoft.com/office/word/2010/wordprocessingDrawing" xmlns:wp="http://schemas.openxmlformats.org/drawingml/2006/wordprocessingDrawing" xmlns:wpg="http://schemas.microsoft.com/office/word/2010/wordprocessingGroup" xmlns:wpi="http://schemas.microsoft.com/office/word/2010/wordprocessingInk" xmlns:wps="http://schemas.microsoft.com/office/word/2010/wordprocessingShape" xmlns:o="urn:schemas-microsoft-com:office:office" xmlns:v="urn:schemas-microsoft-com:vml" xmlns:w10="urn:schemas-microsoft-com:office:word" xmlns:w="http://schemas.openxmlformats.org/wordprocessingml/2006/main" xmlns:w14="http://schemas.microsoft.com/office/word/2010/wordml" xmlns:w15="http://schemas.microsoft.com/office/word/2012/wordml" xmlns:w16cex="http://schemas.microsoft.com/office/word/2018/wordml/cex" xmlns:w16cid="http://schemas.microsoft.com/office/word/2016/wordml/cid" xmlns:w16="http://schemas.microsoft.com/office/word/2018/wordml" xmlns:w16sdtdh="http://schemas.microsoft.com/office/word/2020/wordml/sdtdatahash" xmlns:w16sdtfl="http://schemas.microsoft.com/office/word/2024/wordml/sdtformatlock" xmlns:w16se="http://schemas.microsoft.com/office/word/2015/wordml/symex" xmlns:w16du="http://schemas.microsoft.com/office/word/2023/wordml/word16du" xmlns:wne="http://schemas.microsoft.com/office/word/2006/wordml" mc:Ignorable="w14 w15 w16se w16cid w16 w16cex w16sdtdh w16sdtfl w16du wp14">
   <w:sdt>
     <w:sdtPr>
       <w:id w:val="-1465197936"/>
@@ -18928,7 +18674,13 @@
           <w:rPr>
             <w:noProof/>
           </w:rPr>
-          <w:t>15</w:t>
+          <w:t>1</w:t>
+        </w:r>
+        <w:r>
+          <w:rPr>
+            <w:noProof/>
+          </w:rPr>
+          <w:t>5</w:t>
         </w:r>
         <w:r>
           <w:fldChar w:fldCharType="end"/>
@@ -18946,7 +18698,7 @@
 </file>
 
 <file path=word/footnotes.xml><?xml version="1.0" encoding="utf-8"?>
-<w:footnotes xmlns:wpc="http://schemas.microsoft.com/office/word/2010/wordprocessingCanvas" xmlns:cx="http://schemas.microsoft.com/office/drawing/2014/chartex" xmlns:cx1="http://schemas.microsoft.com/office/drawing/2015/9/8/chartex" xmlns:cx2="http://schemas.microsoft.com/office/drawing/2015/10/21/chartex" xmlns:cx3="http://schemas.microsoft.com/office/drawing/2016/5/9/chartex" xmlns:cx4="http://schemas.microsoft.com/office/drawing/2016/5/10/chartex" xmlns:cx5="http://schemas.microsoft.com/office/drawing/2016/5/11/chartex" xmlns:cx6="http://schemas.microsoft.com/office/drawing/2016/5/12/chartex" xmlns:cx7="http://schemas.microsoft.com/office/drawing/2016/5/13/chartex" xmlns:cx8="http://schemas.microsoft.com/office/drawing/2016/5/14/chartex" xmlns:mc="http://schemas.openxmlformats.org/markup-compatibility/2006" xmlns:aink="http://schemas.microsoft.com/office/drawing/2016/ink" xmlns:am3d="http://schemas.microsoft.com/office/drawing/2017/model3d" xmlns:o="urn:schemas-microsoft-com:office:office" xmlns:oel="http://schemas.microsoft.com/office/2019/extlst" xmlns:r="http://schemas.openxmlformats.org/officeDocument/2006/relationships" xmlns:m="http://schemas.openxmlformats.org/officeDocument/2006/math" xmlns:v="urn:schemas-microsoft-com:vml" xmlns:wp14="http://schemas.microsoft.com/office/word/2010/wordprocessingDrawing" xmlns:wp="http://schemas.openxmlformats.org/drawingml/2006/wordprocessingDrawing" xmlns:w10="urn:schemas-microsoft-com:office:word" xmlns:w="http://schemas.openxmlformats.org/wordprocessingml/2006/main" xmlns:w14="http://schemas.microsoft.com/office/word/2010/wordml" xmlns:w15="http://schemas.microsoft.com/office/word/2012/wordml" xmlns:w16cex="http://schemas.microsoft.com/office/word/2018/wordml/cex" xmlns:w16cid="http://schemas.microsoft.com/office/word/2016/wordml/cid" xmlns:w16="http://schemas.microsoft.com/office/word/2018/wordml" xmlns:w16du="http://schemas.microsoft.com/office/word/2023/wordml/word16du" xmlns:w16sdtdh="http://schemas.microsoft.com/office/word/2020/wordml/sdtdatahash" xmlns:w16sdtfl="http://schemas.microsoft.com/office/word/2024/wordml/sdtformatlock" xmlns:w16se="http://schemas.microsoft.com/office/word/2015/wordml/symex" xmlns:wpg="http://schemas.microsoft.com/office/word/2010/wordprocessingGroup" xmlns:wpi="http://schemas.microsoft.com/office/word/2010/wordprocessingInk" xmlns:wne="http://schemas.microsoft.com/office/word/2006/wordml" xmlns:wps="http://schemas.microsoft.com/office/word/2010/wordprocessingShape" mc:Ignorable="w14 w15 w16se w16cid w16 w16cex w16sdtdh w16sdtfl w16du wp14">
+<w:footnotes xmlns:wpc="http://schemas.microsoft.com/office/word/2010/wordprocessingCanvas" xmlns:cx="http://schemas.microsoft.com/office/drawing/2014/chartex" xmlns:cx1="http://schemas.microsoft.com/office/drawing/2015/9/8/chartex" xmlns:cx2="http://schemas.microsoft.com/office/drawing/2015/10/21/chartex" xmlns:cx3="http://schemas.microsoft.com/office/drawing/2016/5/9/chartex" xmlns:cx4="http://schemas.microsoft.com/office/drawing/2016/5/10/chartex" xmlns:cx5="http://schemas.microsoft.com/office/drawing/2016/5/11/chartex" xmlns:cx6="http://schemas.microsoft.com/office/drawing/2016/5/12/chartex" xmlns:cx7="http://schemas.microsoft.com/office/drawing/2016/5/13/chartex" xmlns:cx8="http://schemas.microsoft.com/office/drawing/2016/5/14/chartex" xmlns:mc="http://schemas.openxmlformats.org/markup-compatibility/2006" xmlns:m="http://schemas.openxmlformats.org/officeDocument/2006/math" xmlns:aink="http://schemas.microsoft.com/office/drawing/2016/ink" xmlns:am3d="http://schemas.microsoft.com/office/drawing/2017/model3d" xmlns:oel="http://schemas.microsoft.com/office/2019/extlst" xmlns:r="http://schemas.openxmlformats.org/officeDocument/2006/relationships" xmlns:wp14="http://schemas.microsoft.com/office/word/2010/wordprocessingDrawing" xmlns:wp="http://schemas.openxmlformats.org/drawingml/2006/wordprocessingDrawing" xmlns:wpg="http://schemas.microsoft.com/office/word/2010/wordprocessingGroup" xmlns:wpi="http://schemas.microsoft.com/office/word/2010/wordprocessingInk" xmlns:wps="http://schemas.microsoft.com/office/word/2010/wordprocessingShape" xmlns:o="urn:schemas-microsoft-com:office:office" xmlns:v="urn:schemas-microsoft-com:vml" xmlns:w10="urn:schemas-microsoft-com:office:word" xmlns:w="http://schemas.openxmlformats.org/wordprocessingml/2006/main" xmlns:w14="http://schemas.microsoft.com/office/word/2010/wordml" xmlns:w15="http://schemas.microsoft.com/office/word/2012/wordml" xmlns:w16cex="http://schemas.microsoft.com/office/word/2018/wordml/cex" xmlns:w16cid="http://schemas.microsoft.com/office/word/2016/wordml/cid" xmlns:w16="http://schemas.microsoft.com/office/word/2018/wordml" xmlns:w16sdtdh="http://schemas.microsoft.com/office/word/2020/wordml/sdtdatahash" xmlns:w16sdtfl="http://schemas.microsoft.com/office/word/2024/wordml/sdtformatlock" xmlns:w16se="http://schemas.microsoft.com/office/word/2015/wordml/symex" xmlns:w16du="http://schemas.microsoft.com/office/word/2023/wordml/word16du" xmlns:wne="http://schemas.microsoft.com/office/word/2006/wordml" mc:Ignorable="w14 w15 w16se w16cid w16 w16cex w16sdtdh w16sdtfl w16du wp14">
   <w:footnote w:type="separator" w:id="-1">
     <w:p>
       <w:pPr>
@@ -18973,7 +18725,7 @@
 </file>
 
 <file path=word/header1.xml><?xml version="1.0" encoding="utf-8"?>
-<w:hdr xmlns:wpc="http://schemas.microsoft.com/office/word/2010/wordprocessingCanvas" xmlns:cx="http://schemas.microsoft.com/office/drawing/2014/chartex" xmlns:cx1="http://schemas.microsoft.com/office/drawing/2015/9/8/chartex" xmlns:cx2="http://schemas.microsoft.com/office/drawing/2015/10/21/chartex" xmlns:cx3="http://schemas.microsoft.com/office/drawing/2016/5/9/chartex" xmlns:cx4="http://schemas.microsoft.com/office/drawing/2016/5/10/chartex" xmlns:cx5="http://schemas.microsoft.com/office/drawing/2016/5/11/chartex" xmlns:cx6="http://schemas.microsoft.com/office/drawing/2016/5/12/chartex" xmlns:cx7="http://schemas.microsoft.com/office/drawing/2016/5/13/chartex" xmlns:cx8="http://schemas.microsoft.com/office/drawing/2016/5/14/chartex" xmlns:mc="http://schemas.openxmlformats.org/markup-compatibility/2006" xmlns:aink="http://schemas.microsoft.com/office/drawing/2016/ink" xmlns:am3d="http://schemas.microsoft.com/office/drawing/2017/model3d" xmlns:o="urn:schemas-microsoft-com:office:office" xmlns:oel="http://schemas.microsoft.com/office/2019/extlst" xmlns:r="http://schemas.openxmlformats.org/officeDocument/2006/relationships" xmlns:m="http://schemas.openxmlformats.org/officeDocument/2006/math" xmlns:v="urn:schemas-microsoft-com:vml" xmlns:wp14="http://schemas.microsoft.com/office/word/2010/wordprocessingDrawing" xmlns:wp="http://schemas.openxmlformats.org/drawingml/2006/wordprocessingDrawing" xmlns:w10="urn:schemas-microsoft-com:office:word" xmlns:w="http://schemas.openxmlformats.org/wordprocessingml/2006/main" xmlns:w14="http://schemas.microsoft.com/office/word/2010/wordml" xmlns:w15="http://schemas.microsoft.com/office/word/2012/wordml" xmlns:w16cex="http://schemas.microsoft.com/office/word/2018/wordml/cex" xmlns:w16cid="http://schemas.microsoft.com/office/word/2016/wordml/cid" xmlns:w16="http://schemas.microsoft.com/office/word/2018/wordml" xmlns:w16du="http://schemas.microsoft.com/office/word/2023/wordml/word16du" xmlns:w16sdtdh="http://schemas.microsoft.com/office/word/2020/wordml/sdtdatahash" xmlns:w16sdtfl="http://schemas.microsoft.com/office/word/2024/wordml/sdtformatlock" xmlns:w16se="http://schemas.microsoft.com/office/word/2015/wordml/symex" xmlns:wpg="http://schemas.microsoft.com/office/word/2010/wordprocessingGroup" xmlns:wpi="http://schemas.microsoft.com/office/word/2010/wordprocessingInk" xmlns:wne="http://schemas.microsoft.com/office/word/2006/wordml" xmlns:wps="http://schemas.microsoft.com/office/word/2010/wordprocessingShape" mc:Ignorable="w14 w15 w16se w16cid w16 w16cex w16sdtdh w16sdtfl w16du wp14">
+<w:hdr xmlns:wpc="http://schemas.microsoft.com/office/word/2010/wordprocessingCanvas" xmlns:cx="http://schemas.microsoft.com/office/drawing/2014/chartex" xmlns:cx1="http://schemas.microsoft.com/office/drawing/2015/9/8/chartex" xmlns:cx2="http://schemas.microsoft.com/office/drawing/2015/10/21/chartex" xmlns:cx3="http://schemas.microsoft.com/office/drawing/2016/5/9/chartex" xmlns:cx4="http://schemas.microsoft.com/office/drawing/2016/5/10/chartex" xmlns:cx5="http://schemas.microsoft.com/office/drawing/2016/5/11/chartex" xmlns:cx6="http://schemas.microsoft.com/office/drawing/2016/5/12/chartex" xmlns:cx7="http://schemas.microsoft.com/office/drawing/2016/5/13/chartex" xmlns:cx8="http://schemas.microsoft.com/office/drawing/2016/5/14/chartex" xmlns:mc="http://schemas.openxmlformats.org/markup-compatibility/2006" xmlns:m="http://schemas.openxmlformats.org/officeDocument/2006/math" xmlns:aink="http://schemas.microsoft.com/office/drawing/2016/ink" xmlns:am3d="http://schemas.microsoft.com/office/drawing/2017/model3d" xmlns:oel="http://schemas.microsoft.com/office/2019/extlst" xmlns:r="http://schemas.openxmlformats.org/officeDocument/2006/relationships" xmlns:wp14="http://schemas.microsoft.com/office/word/2010/wordprocessingDrawing" xmlns:wp="http://schemas.openxmlformats.org/drawingml/2006/wordprocessingDrawing" xmlns:wpg="http://schemas.microsoft.com/office/word/2010/wordprocessingGroup" xmlns:wpi="http://schemas.microsoft.com/office/word/2010/wordprocessingInk" xmlns:wps="http://schemas.microsoft.com/office/word/2010/wordprocessingShape" xmlns:o="urn:schemas-microsoft-com:office:office" xmlns:v="urn:schemas-microsoft-com:vml" xmlns:w10="urn:schemas-microsoft-com:office:word" xmlns:w="http://schemas.openxmlformats.org/wordprocessingml/2006/main" xmlns:w14="http://schemas.microsoft.com/office/word/2010/wordml" xmlns:w15="http://schemas.microsoft.com/office/word/2012/wordml" xmlns:w16cex="http://schemas.microsoft.com/office/word/2018/wordml/cex" xmlns:w16cid="http://schemas.microsoft.com/office/word/2016/wordml/cid" xmlns:w16="http://schemas.microsoft.com/office/word/2018/wordml" xmlns:w16sdtdh="http://schemas.microsoft.com/office/word/2020/wordml/sdtdatahash" xmlns:w16sdtfl="http://schemas.microsoft.com/office/word/2024/wordml/sdtformatlock" xmlns:w16se="http://schemas.microsoft.com/office/word/2015/wordml/symex" xmlns:w16du="http://schemas.microsoft.com/office/word/2023/wordml/word16du" xmlns:wne="http://schemas.microsoft.com/office/word/2006/wordml" mc:Ignorable="w14 w15 w16se w16cid w16 w16cex w16sdtdh w16sdtfl w16du wp14">
   <w:p>
     <w:pPr>
       <w:pStyle w:val="Encabezado"/>
@@ -19060,7 +18812,7 @@
 </file>
 
 <file path=word/numbering.xml><?xml version="1.0" encoding="utf-8"?>
-<w:numbering xmlns:wpc="http://schemas.microsoft.com/office/word/2010/wordprocessingCanvas" xmlns:cx="http://schemas.microsoft.com/office/drawing/2014/chartex" xmlns:cx1="http://schemas.microsoft.com/office/drawing/2015/9/8/chartex" xmlns:cx2="http://schemas.microsoft.com/office/drawing/2015/10/21/chartex" xmlns:cx3="http://schemas.microsoft.com/office/drawing/2016/5/9/chartex" xmlns:cx4="http://schemas.microsoft.com/office/drawing/2016/5/10/chartex" xmlns:cx5="http://schemas.microsoft.com/office/drawing/2016/5/11/chartex" xmlns:cx6="http://schemas.microsoft.com/office/drawing/2016/5/12/chartex" xmlns:cx7="http://schemas.microsoft.com/office/drawing/2016/5/13/chartex" xmlns:cx8="http://schemas.microsoft.com/office/drawing/2016/5/14/chartex" xmlns:mc="http://schemas.openxmlformats.org/markup-compatibility/2006" xmlns:aink="http://schemas.microsoft.com/office/drawing/2016/ink" xmlns:am3d="http://schemas.microsoft.com/office/drawing/2017/model3d" xmlns:o="urn:schemas-microsoft-com:office:office" xmlns:oel="http://schemas.microsoft.com/office/2019/extlst" xmlns:r="http://schemas.openxmlformats.org/officeDocument/2006/relationships" xmlns:m="http://schemas.openxmlformats.org/officeDocument/2006/math" xmlns:v="urn:schemas-microsoft-com:vml" xmlns:wp14="http://schemas.microsoft.com/office/word/2010/wordprocessingDrawing" xmlns:wp="http://schemas.openxmlformats.org/drawingml/2006/wordprocessingDrawing" xmlns:w10="urn:schemas-microsoft-com:office:word" xmlns:w="http://schemas.openxmlformats.org/wordprocessingml/2006/main" xmlns:w14="http://schemas.microsoft.com/office/word/2010/wordml" xmlns:w15="http://schemas.microsoft.com/office/word/2012/wordml" xmlns:w16cex="http://schemas.microsoft.com/office/word/2018/wordml/cex" xmlns:w16cid="http://schemas.microsoft.com/office/word/2016/wordml/cid" xmlns:w16="http://schemas.microsoft.com/office/word/2018/wordml" xmlns:w16du="http://schemas.microsoft.com/office/word/2023/wordml/word16du" xmlns:w16sdtdh="http://schemas.microsoft.com/office/word/2020/wordml/sdtdatahash" xmlns:w16sdtfl="http://schemas.microsoft.com/office/word/2024/wordml/sdtformatlock" xmlns:w16se="http://schemas.microsoft.com/office/word/2015/wordml/symex" xmlns:wpg="http://schemas.microsoft.com/office/word/2010/wordprocessingGroup" xmlns:wpi="http://schemas.microsoft.com/office/word/2010/wordprocessingInk" xmlns:wne="http://schemas.microsoft.com/office/word/2006/wordml" xmlns:wps="http://schemas.microsoft.com/office/word/2010/wordprocessingShape" mc:Ignorable="w14 w15 w16se w16cid w16 w16cex w16sdtdh w16sdtfl w16du wp14">
+<w:numbering xmlns:wpc="http://schemas.microsoft.com/office/word/2010/wordprocessingCanvas" xmlns:cx="http://schemas.microsoft.com/office/drawing/2014/chartex" xmlns:cx1="http://schemas.microsoft.com/office/drawing/2015/9/8/chartex" xmlns:cx2="http://schemas.microsoft.com/office/drawing/2015/10/21/chartex" xmlns:cx3="http://schemas.microsoft.com/office/drawing/2016/5/9/chartex" xmlns:cx4="http://schemas.microsoft.com/office/drawing/2016/5/10/chartex" xmlns:cx5="http://schemas.microsoft.com/office/drawing/2016/5/11/chartex" xmlns:cx6="http://schemas.microsoft.com/office/drawing/2016/5/12/chartex" xmlns:cx7="http://schemas.microsoft.com/office/drawing/2016/5/13/chartex" xmlns:cx8="http://schemas.microsoft.com/office/drawing/2016/5/14/chartex" xmlns:mc="http://schemas.openxmlformats.org/markup-compatibility/2006" xmlns:m="http://schemas.openxmlformats.org/officeDocument/2006/math" xmlns:aink="http://schemas.microsoft.com/office/drawing/2016/ink" xmlns:am3d="http://schemas.microsoft.com/office/drawing/2017/model3d" xmlns:oel="http://schemas.microsoft.com/office/2019/extlst" xmlns:r="http://schemas.openxmlformats.org/officeDocument/2006/relationships" xmlns:wp14="http://schemas.microsoft.com/office/word/2010/wordprocessingDrawing" xmlns:wp="http://schemas.openxmlformats.org/drawingml/2006/wordprocessingDrawing" xmlns:wpg="http://schemas.microsoft.com/office/word/2010/wordprocessingGroup" xmlns:wpi="http://schemas.microsoft.com/office/word/2010/wordprocessingInk" xmlns:wps="http://schemas.microsoft.com/office/word/2010/wordprocessingShape" xmlns:o="urn:schemas-microsoft-com:office:office" xmlns:v="urn:schemas-microsoft-com:vml" xmlns:w10="urn:schemas-microsoft-com:office:word" xmlns:w="http://schemas.openxmlformats.org/wordprocessingml/2006/main" xmlns:w14="http://schemas.microsoft.com/office/word/2010/wordml" xmlns:w15="http://schemas.microsoft.com/office/word/2012/wordml" xmlns:w16cex="http://schemas.microsoft.com/office/word/2018/wordml/cex" xmlns:w16cid="http://schemas.microsoft.com/office/word/2016/wordml/cid" xmlns:w16="http://schemas.microsoft.com/office/word/2018/wordml" xmlns:w16sdtdh="http://schemas.microsoft.com/office/word/2020/wordml/sdtdatahash" xmlns:w16sdtfl="http://schemas.microsoft.com/office/word/2024/wordml/sdtformatlock" xmlns:w16se="http://schemas.microsoft.com/office/word/2015/wordml/symex" xmlns:w16du="http://schemas.microsoft.com/office/word/2023/wordml/word16du" xmlns:wne="http://schemas.microsoft.com/office/word/2006/wordml" mc:Ignorable="w14 w15 w16se w16cid w16 w16cex w16sdtdh w16sdtfl w16du wp14">
   <w:abstractNum w:abstractNumId="0" w15:restartNumberingAfterBreak="0">
     <w:nsid w:val="FFFFFF89"/>
     <w:multiLevelType w:val="singleLevel"/>
@@ -23420,7 +23172,7 @@
 </file>
 
 <file path=word/styles.xml><?xml version="1.0" encoding="utf-8"?>
-<w:styles xmlns:mc="http://schemas.openxmlformats.org/markup-compatibility/2006" xmlns:r="http://schemas.openxmlformats.org/officeDocument/2006/relationships" xmlns:w="http://schemas.openxmlformats.org/wordprocessingml/2006/main" xmlns:w14="http://schemas.microsoft.com/office/word/2010/wordml" xmlns:w15="http://schemas.microsoft.com/office/word/2012/wordml" xmlns:w16cex="http://schemas.microsoft.com/office/word/2018/wordml/cex" xmlns:w16cid="http://schemas.microsoft.com/office/word/2016/wordml/cid" xmlns:w16="http://schemas.microsoft.com/office/word/2018/wordml" xmlns:w16du="http://schemas.microsoft.com/office/word/2023/wordml/word16du" xmlns:w16sdtdh="http://schemas.microsoft.com/office/word/2020/wordml/sdtdatahash" xmlns:w16sdtfl="http://schemas.microsoft.com/office/word/2024/wordml/sdtformatlock" xmlns:w16se="http://schemas.microsoft.com/office/word/2015/wordml/symex" mc:Ignorable="w14 w15 w16se w16cid w16 w16cex w16sdtdh w16sdtfl w16du">
+<w:styles xmlns:mc="http://schemas.openxmlformats.org/markup-compatibility/2006" xmlns:r="http://schemas.openxmlformats.org/officeDocument/2006/relationships" xmlns:w="http://schemas.openxmlformats.org/wordprocessingml/2006/main" xmlns:w14="http://schemas.microsoft.com/office/word/2010/wordml" xmlns:w15="http://schemas.microsoft.com/office/word/2012/wordml" xmlns:w16cex="http://schemas.microsoft.com/office/word/2018/wordml/cex" xmlns:w16cid="http://schemas.microsoft.com/office/word/2016/wordml/cid" xmlns:w16="http://schemas.microsoft.com/office/word/2018/wordml" xmlns:w16sdtdh="http://schemas.microsoft.com/office/word/2020/wordml/sdtdatahash" xmlns:w16sdtfl="http://schemas.microsoft.com/office/word/2024/wordml/sdtformatlock" xmlns:w16se="http://schemas.microsoft.com/office/word/2015/wordml/symex" xmlns:w16du="http://schemas.microsoft.com/office/word/2023/wordml/word16du" mc:Ignorable="w14 w15 w16se w16cid w16 w16cex w16sdtdh w16sdtfl w16du">
   <w:docDefaults>
     <w:rPrDefault>
       <w:rPr>
@@ -24862,6 +24614,11 @@
       </w:numPr>
     </w:pPr>
   </w:style>
+  <w:style w:type="character" w:customStyle="1" w:styleId="normaltextrun">
+    <w:name w:val="normaltextrun"/>
+    <w:basedOn w:val="Fuentedeprrafopredeter"/>
+    <w:rsid w:val="00C86BE7"/>
+  </w:style>
 </w:styles>
 </file>
 
@@ -25172,6 +24929,19 @@
 </file>
 
 <file path=customXml/item2.xml><?xml version="1.0" encoding="utf-8"?>
+<?mso-contentType ?>
+<FormTemplates xmlns="http://schemas.microsoft.com/sharepoint/v3/contenttype/forms">
+  <Display>DocumentLibraryForm</Display>
+  <Edit>DocumentLibraryForm</Edit>
+  <New>DocumentLibraryForm</New>
+</FormTemplates>
+</file>
+
+<file path=customXml/item3.xml><?xml version="1.0" encoding="utf-8"?>
+<b:Sources xmlns:b="http://schemas.openxmlformats.org/officeDocument/2006/bibliography" xmlns="http://schemas.openxmlformats.org/officeDocument/2006/bibliography" SelectedStyle="\APASixthEditionOfficeOnline.xsl" StyleName="APA" Version="6"/>
+</file>
+
+<file path=customXml/item4.xml><?xml version="1.0" encoding="utf-8"?>
 <ct:contentTypeSchema xmlns:ct="http://schemas.microsoft.com/office/2006/metadata/contentType" xmlns:ma="http://schemas.microsoft.com/office/2006/metadata/properties/metaAttributes" ct:_="" ma:_="" ma:contentTypeName="Documento" ma:contentTypeID="0x01010005252A1EF3BD024F856B47B579AB5244" ma:contentTypeVersion="13" ma:contentTypeDescription="Crear nuevo documento." ma:contentTypeScope="" ma:versionID="ddfaac56a287547bce89452cd31c5884">
   <xsd:schema xmlns:xsd="http://www.w3.org/2001/XMLSchema" xmlns:xs="http://www.w3.org/2001/XMLSchema" xmlns:p="http://schemas.microsoft.com/office/2006/metadata/properties" xmlns:ns2="42760c81-fd8e-4d59-8953-7cdb9f38b14f" xmlns:ns3="67a0edcd-0de5-43ed-8c27-e32f38a00c91" targetNamespace="http://schemas.microsoft.com/office/2006/metadata/properties" ma:root="true" ma:fieldsID="5ac878f7c8dbf4633d03f1982e859186" ns2:_="" ns3:_="">
     <xsd:import namespace="42760c81-fd8e-4d59-8953-7cdb9f38b14f"/>
@@ -25378,32 +25148,23 @@
 </ct:contentTypeSchema>
 </file>
 
-<file path=customXml/item3.xml><?xml version="1.0" encoding="utf-8"?>
-<b:Sources xmlns:b="http://schemas.openxmlformats.org/officeDocument/2006/bibliography" xmlns="http://schemas.openxmlformats.org/officeDocument/2006/bibliography" SelectedStyle="\APASixthEditionOfficeOnline.xsl" StyleName="APA" Version="6"/>
-</file>
-
-<file path=customXml/item4.xml><?xml version="1.0" encoding="utf-8"?>
-<?mso-contentType ?>
-<FormTemplates xmlns="http://schemas.microsoft.com/sharepoint/v3/contenttype/forms">
-  <Display>DocumentLibraryForm</Display>
-  <Edit>DocumentLibraryForm</Edit>
-  <New>DocumentLibraryForm</New>
-</FormTemplates>
-</file>
-
 <file path=customXml/itemProps1.xml><?xml version="1.0" encoding="utf-8"?>
 <ds:datastoreItem xmlns:ds="http://schemas.openxmlformats.org/officeDocument/2006/customXml" ds:itemID="{1279454D-02BE-4A9C-A117-DCD1573E2608}">
   <ds:schemaRefs>
     <ds:schemaRef ds:uri="http://schemas.microsoft.com/office/2006/metadata/properties"/>
     <ds:schemaRef ds:uri="http://schemas.microsoft.com/office/infopath/2007/PartnerControls"/>
-    <ds:schemaRef ds:uri="13c90a0b-73bc-4dc0-be5f-28d77b615beb"/>
-    <ds:schemaRef ds:uri="13c93bba-48ce-428c-bfe5-88b42c19b028"/>
+    <ds:schemaRef ds:uri="67a0edcd-0de5-43ed-8c27-e32f38a00c91"/>
+    <ds:schemaRef ds:uri="42760c81-fd8e-4d59-8953-7cdb9f38b14f"/>
   </ds:schemaRefs>
 </ds:datastoreItem>
 </file>
 
 <file path=customXml/itemProps2.xml><?xml version="1.0" encoding="utf-8"?>
-<ds:datastoreItem xmlns:ds="http://schemas.openxmlformats.org/officeDocument/2006/customXml" ds:itemID="{B4A12C2B-E7E0-49CB-80F7-58DE8323B417}"/>
+<ds:datastoreItem xmlns:ds="http://schemas.openxmlformats.org/officeDocument/2006/customXml" ds:itemID="{10663269-2064-4804-8290-36D4A57F5557}">
+  <ds:schemaRefs>
+    <ds:schemaRef ds:uri="http://schemas.microsoft.com/sharepoint/v3/contenttype/forms"/>
+  </ds:schemaRefs>
+</ds:datastoreItem>
 </file>
 
 <file path=customXml/itemProps3.xml><?xml version="1.0" encoding="utf-8"?>
@@ -25415,9 +25176,20 @@
 </file>
 
 <file path=customXml/itemProps4.xml><?xml version="1.0" encoding="utf-8"?>
-<ds:datastoreItem xmlns:ds="http://schemas.openxmlformats.org/officeDocument/2006/customXml" ds:itemID="{10663269-2064-4804-8290-36D4A57F5557}">
+<ds:datastoreItem xmlns:ds="http://schemas.openxmlformats.org/officeDocument/2006/customXml" ds:itemID="{B4A12C2B-E7E0-49CB-80F7-58DE8323B417}">
   <ds:schemaRefs>
-    <ds:schemaRef ds:uri="http://schemas.microsoft.com/sharepoint/v3/contenttype/forms"/>
+    <ds:schemaRef ds:uri="http://schemas.microsoft.com/office/2006/metadata/contentType"/>
+    <ds:schemaRef ds:uri="http://schemas.microsoft.com/office/2006/metadata/properties/metaAttributes"/>
+    <ds:schemaRef ds:uri="http://www.w3.org/2001/XMLSchema"/>
+    <ds:schemaRef ds:uri="http://schemas.microsoft.com/office/2006/metadata/properties"/>
+    <ds:schemaRef ds:uri="42760c81-fd8e-4d59-8953-7cdb9f38b14f"/>
+    <ds:schemaRef ds:uri="67a0edcd-0de5-43ed-8c27-e32f38a00c91"/>
+    <ds:schemaRef ds:uri="http://schemas.microsoft.com/office/2006/documentManagement/types"/>
+    <ds:schemaRef ds:uri="http://schemas.microsoft.com/office/infopath/2007/PartnerControls"/>
+    <ds:schemaRef ds:uri="http://schemas.openxmlformats.org/package/2006/metadata/core-properties"/>
+    <ds:schemaRef ds:uri="http://purl.org/dc/elements/1.1/"/>
+    <ds:schemaRef ds:uri="http://purl.org/dc/terms/"/>
+    <ds:schemaRef ds:uri="http://schemas.microsoft.com/internal/obd"/>
   </ds:schemaRefs>
 </ds:datastoreItem>
 </file>